--- a/work_plan/work_plan.docx
+++ b/work_plan/work_plan.docx
@@ -5,7 +5,7 @@
     <w:p>
       <w:pPr>
         <w:rPr>
-          <w:rtl/>
+          <w:lang w:val="en-US" w:bidi="ar-SA"/>
         </w:rPr>
       </w:pPr>
     </w:p>
@@ -41,8 +41,32 @@
         <w:rPr>
           <w:rStyle w:val="IntenseReference"/>
         </w:rPr>
-        <w:t>Mentor: Ms. Kathryn Janeway</w:t>
+        <w:t xml:space="preserve">Mentor: </w:t>
       </w:r>
+      <w:r>
+        <w:rPr>
+          <w:rStyle w:val="apple-converted-space"/>
+          <w:rFonts w:ascii="Segoe UI" w:hAnsi="Segoe UI" w:cs="Segoe UI"/>
+          <w:color w:val="1D2125"/>
+          <w:sz w:val="23"/>
+          <w:szCs w:val="23"/>
+          <w:shd w:val="clear" w:color="auto" w:fill="FFFFFF"/>
+        </w:rPr>
+        <w:t> </w:t>
+      </w:r>
+      <w:hyperlink r:id="rId7" w:history="1">
+        <w:r>
+          <w:rPr>
+            <w:rStyle w:val="Hyperlink"/>
+            <w:rFonts w:ascii="Segoe UI" w:hAnsi="Segoe UI" w:cs="Segoe UI"/>
+            <w:color w:val="0F6CBF"/>
+            <w:sz w:val="23"/>
+            <w:szCs w:val="23"/>
+            <w:u w:val="none"/>
+          </w:rPr>
+          <w:t>Rajaei Khatib</w:t>
+        </w:r>
+      </w:hyperlink>
     </w:p>
     <w:p>
       <w:pPr>
@@ -57,6 +81,13 @@
           <w:lang w:val="en-US"/>
         </w:rPr>
         <w:t xml:space="preserve">Group: </w:t>
+      </w:r>
+      <w:r>
+        <w:rPr>
+          <w:rStyle w:val="IntenseReference"/>
+          <w:lang w:val="en-US"/>
+        </w:rPr>
+        <w:t>9</w:t>
       </w:r>
     </w:p>
     <w:p>
@@ -87,13 +118,15 @@
         <w:jc w:val="both"/>
         <w:rPr>
           <w:rStyle w:val="IntenseReference"/>
-          <w:b w:val="0"/>
-          <w:bCs w:val="0"/>
-          <w:i w:val="0"/>
-          <w:iCs w:val="0"/>
+          <w:rFonts w:ascii="Aptos" w:hAnsi="Aptos"/>
+          <w:b w:val="0"/>
+          <w:bCs w:val="0"/>
+          <w:i w:val="0"/>
+          <w:iCs w:val="0"/>
+          <w:caps w:val="0"/>
           <w:noProof/>
           <w:color w:val="auto"/>
-          <w:rtl/>
+          <w:lang w:val="en-US"/>
         </w:rPr>
       </w:pPr>
       <w:r>
@@ -108,7 +141,35 @@
           <w:noProof/>
           <w:color w:val="auto"/>
         </w:rPr>
-        <w:t>A RasbotV2-based mobile robot (Raspberry Pi, Mecanum drivetrain, Intel RealSense D405, ultrasonic and IR sensors) that traverses a room and builds a merged 360° point cloud at each sampled location. Controlled via a Python API with two modes: manual WASD teleop and autonomous line following on dark-tape paths with cross-mark stop markers. Built with OpenCV, NumPy, and pyrealsense2.</w:t>
+        <w:t xml:space="preserve">A RasbotV2-based mobile robot (Raspberry Pi, Mecanum drivetrain, Intel RealSense D405, ultrasonic and IR sensors) that traverses a room and builds a merged 360° point cloud at each sampled location. Controlled via a Python API with two modes: </w:t>
+      </w:r>
+      <w:r>
+        <w:rPr>
+          <w:rStyle w:val="IntenseReference"/>
+          <w:rFonts w:ascii="Aptos" w:hAnsi="Aptos"/>
+          <w:b w:val="0"/>
+          <w:bCs w:val="0"/>
+          <w:i w:val="0"/>
+          <w:iCs w:val="0"/>
+          <w:caps w:val="0"/>
+          <w:noProof/>
+          <w:color w:val="auto"/>
+        </w:rPr>
+        <w:t>a manual mode where the user drives the robot in real time from a keyboard (WASD keys for omnidirectional movement and in-place rotation, with a single key triggering a 360° capture), and an autonomous mode that follows a dark-tape path</w:t>
+      </w:r>
+      <w:r>
+        <w:rPr>
+          <w:rStyle w:val="IntenseReference"/>
+          <w:rFonts w:ascii="Aptos" w:hAnsi="Aptos"/>
+          <w:b w:val="0"/>
+          <w:bCs w:val="0"/>
+          <w:i w:val="0"/>
+          <w:iCs w:val="0"/>
+          <w:caps w:val="0"/>
+          <w:noProof/>
+          <w:color w:val="auto"/>
+        </w:rPr>
+        <w:t xml:space="preserve"> with cross-mark stop markers. Built with OpenCV, NumPy, and pyrealsense2.</w:t>
       </w:r>
     </w:p>
     <w:p>
@@ -117,6 +178,41 @@
         <w:jc w:val="both"/>
         <w:rPr>
           <w:rStyle w:val="IntenseReference"/>
+          <w:rFonts w:ascii="Aptos" w:hAnsi="Aptos"/>
+          <w:b w:val="0"/>
+          <w:bCs w:val="0"/>
+          <w:i w:val="0"/>
+          <w:iCs w:val="0"/>
+          <w:caps w:val="0"/>
+          <w:noProof/>
+          <w:color w:val="auto"/>
+          <w:lang w:val="en-US"/>
+        </w:rPr>
+      </w:pPr>
+    </w:p>
+    <w:p>
+      <w:pPr>
+        <w:pStyle w:val="NoSpacing"/>
+        <w:jc w:val="both"/>
+        <w:rPr>
+          <w:rStyle w:val="IntenseReference"/>
+          <w:b w:val="0"/>
+          <w:bCs w:val="0"/>
+          <w:i w:val="0"/>
+          <w:iCs w:val="0"/>
+          <w:noProof/>
+          <w:color w:val="auto"/>
+          <w:rtl/>
+          <w:lang w:val="en-US"/>
+        </w:rPr>
+      </w:pPr>
+    </w:p>
+    <w:p>
+      <w:pPr>
+        <w:pStyle w:val="NoSpacing"/>
+        <w:jc w:val="both"/>
+        <w:rPr>
+          <w:rStyle w:val="IntenseReference"/>
           <w:b w:val="0"/>
           <w:bCs w:val="0"/>
           <w:i w:val="0"/>
@@ -137,12 +233,528 @@
           <w:lang w:val="en-US"/>
         </w:rPr>
       </w:pPr>
+      <w:bookmarkStart w:id="0" w:name="_Hlk231212340"/>
       <w:r>
         <w:rPr>
           <w:rStyle w:val="IntenseReference"/>
           <w:lang w:val="en-US"/>
         </w:rPr>
         <w:t>Work Content</w:t>
+      </w:r>
+      <w:r>
+        <w:rPr>
+          <w:rStyle w:val="IntenseReference"/>
+          <w:lang w:val="en-US"/>
+        </w:rPr>
+        <w:t>:</w:t>
+      </w:r>
+    </w:p>
+    <w:bookmarkEnd w:id="0"/>
+    <w:p>
+      <w:pPr>
+        <w:pStyle w:val="ListNumber"/>
+        <w:rPr>
+          <w:rStyle w:val="IntenseReference"/>
+          <w:rFonts w:ascii="Aptos" w:hAnsi="Aptos"/>
+          <w:b w:val="0"/>
+          <w:bCs w:val="0"/>
+          <w:i w:val="0"/>
+          <w:iCs w:val="0"/>
+          <w:caps w:val="0"/>
+          <w:noProof/>
+          <w:color w:val="auto"/>
+        </w:rPr>
+      </w:pPr>
+      <w:r>
+        <w:rPr>
+          <w:rStyle w:val="IntenseReference"/>
+          <w:rFonts w:ascii="Aptos" w:hAnsi="Aptos"/>
+          <w:b w:val="0"/>
+          <w:bCs w:val="0"/>
+          <w:i w:val="0"/>
+          <w:iCs w:val="0"/>
+          <w:caps w:val="0"/>
+          <w:noProof/>
+          <w:color w:val="auto"/>
+        </w:rPr>
+        <w:t>Bring up the Raspberry Pi 5: install the OS, enable the I2C and camera interfaces, and set up the Python environment with the required libraries.</w:t>
+      </w:r>
+    </w:p>
+    <w:p>
+      <w:pPr>
+        <w:pStyle w:val="ListNumber"/>
+        <w:rPr>
+          <w:rStyle w:val="IntenseReference"/>
+          <w:rFonts w:ascii="Aptos" w:hAnsi="Aptos"/>
+          <w:b w:val="0"/>
+          <w:bCs w:val="0"/>
+          <w:i w:val="0"/>
+          <w:iCs w:val="0"/>
+          <w:caps w:val="0"/>
+          <w:noProof/>
+          <w:color w:val="auto"/>
+        </w:rPr>
+      </w:pPr>
+      <w:r>
+        <w:rPr>
+          <w:rStyle w:val="IntenseReference"/>
+          <w:rFonts w:ascii="Aptos" w:hAnsi="Aptos"/>
+          <w:b w:val="0"/>
+          <w:bCs w:val="0"/>
+          <w:i w:val="0"/>
+          <w:iCs w:val="0"/>
+          <w:caps w:val="0"/>
+          <w:noProof/>
+          <w:color w:val="auto"/>
+        </w:rPr>
+        <w:t>Assemble the RasbotV2 robot: mount the motors, Mecanum wheels, RealSense D405, ultrasonic, and IR line sensors, and wire everything to the I2C motor driver and the Raspberry Pi 5.</w:t>
+      </w:r>
+    </w:p>
+    <w:p>
+      <w:pPr>
+        <w:pStyle w:val="ListNumber"/>
+        <w:rPr>
+          <w:rStyle w:val="IntenseReference"/>
+          <w:rFonts w:ascii="Aptos" w:hAnsi="Aptos"/>
+          <w:b w:val="0"/>
+          <w:bCs w:val="0"/>
+          <w:i w:val="0"/>
+          <w:iCs w:val="0"/>
+          <w:caps w:val="0"/>
+          <w:noProof/>
+          <w:color w:val="auto"/>
+        </w:rPr>
+      </w:pPr>
+      <w:r>
+        <w:rPr>
+          <w:rStyle w:val="IntenseReference"/>
+          <w:rFonts w:ascii="Aptos" w:hAnsi="Aptos"/>
+          <w:b w:val="0"/>
+          <w:bCs w:val="0"/>
+          <w:i w:val="0"/>
+          <w:iCs w:val="0"/>
+          <w:caps w:val="0"/>
+          <w:noProof/>
+          <w:color w:val="auto"/>
+        </w:rPr>
+        <w:t>Set up the network: connect the Raspberry Pi 5 to a 2.4 GHz Wi-Fi router and enable remote access over SSH and VNC.</w:t>
+      </w:r>
+    </w:p>
+    <w:p>
+      <w:pPr>
+        <w:pStyle w:val="ListNumber"/>
+        <w:rPr>
+          <w:rStyle w:val="IntenseReference"/>
+          <w:rFonts w:ascii="Aptos" w:hAnsi="Aptos"/>
+          <w:b w:val="0"/>
+          <w:bCs w:val="0"/>
+          <w:i w:val="0"/>
+          <w:iCs w:val="0"/>
+          <w:caps w:val="0"/>
+          <w:noProof/>
+          <w:color w:val="auto"/>
+        </w:rPr>
+      </w:pPr>
+      <w:r>
+        <w:rPr>
+          <w:rStyle w:val="IntenseReference"/>
+          <w:rFonts w:ascii="Aptos" w:hAnsi="Aptos"/>
+          <w:b w:val="0"/>
+          <w:bCs w:val="0"/>
+          <w:i w:val="0"/>
+          <w:iCs w:val="0"/>
+          <w:caps w:val="0"/>
+          <w:noProof/>
+          <w:color w:val="auto"/>
+        </w:rPr>
+        <w:t>Build a Python API abstracting motion, sensing, and tilt.</w:t>
+      </w:r>
+    </w:p>
+    <w:p>
+      <w:pPr>
+        <w:pStyle w:val="ListNumber"/>
+        <w:rPr>
+          <w:rStyle w:val="IntenseReference"/>
+          <w:rFonts w:ascii="Aptos" w:hAnsi="Aptos"/>
+          <w:b w:val="0"/>
+          <w:bCs w:val="0"/>
+          <w:i w:val="0"/>
+          <w:iCs w:val="0"/>
+          <w:caps w:val="0"/>
+          <w:noProof/>
+          <w:color w:val="auto"/>
+        </w:rPr>
+      </w:pPr>
+      <w:r>
+        <w:rPr>
+          <w:rStyle w:val="IntenseReference"/>
+          <w:rFonts w:ascii="Aptos" w:hAnsi="Aptos"/>
+          <w:b w:val="0"/>
+          <w:bCs w:val="0"/>
+          <w:i w:val="0"/>
+          <w:iCs w:val="0"/>
+          <w:caps w:val="0"/>
+          <w:noProof/>
+          <w:color w:val="auto"/>
+        </w:rPr>
+        <w:t>Drive the robot from the keyboard</w:t>
+      </w:r>
+      <w:r>
+        <w:rPr>
+          <w:rStyle w:val="IntenseReference"/>
+          <w:rFonts w:ascii="Aptos" w:hAnsi="Aptos"/>
+          <w:b w:val="0"/>
+          <w:bCs w:val="0"/>
+          <w:i w:val="0"/>
+          <w:iCs w:val="0"/>
+          <w:caps w:val="0"/>
+          <w:noProof/>
+          <w:color w:val="auto"/>
+        </w:rPr>
+        <w:t xml:space="preserve">: </w:t>
+      </w:r>
+      <w:r>
+        <w:rPr>
+          <w:rStyle w:val="IntenseReference"/>
+          <w:rFonts w:ascii="Aptos" w:hAnsi="Aptos"/>
+          <w:b w:val="0"/>
+          <w:bCs w:val="0"/>
+          <w:i w:val="0"/>
+          <w:iCs w:val="0"/>
+          <w:caps w:val="0"/>
+          <w:noProof/>
+          <w:color w:val="auto"/>
+        </w:rPr>
+        <w:t>WASD teleop over the Python API for omnidirectional movement and in-place rotation</w:t>
+      </w:r>
+      <w:r>
+        <w:rPr>
+          <w:rStyle w:val="IntenseReference"/>
+          <w:rFonts w:ascii="Aptos" w:hAnsi="Aptos"/>
+          <w:b w:val="0"/>
+          <w:bCs w:val="0"/>
+          <w:i w:val="0"/>
+          <w:iCs w:val="0"/>
+          <w:caps w:val="0"/>
+          <w:noProof/>
+          <w:color w:val="auto"/>
+        </w:rPr>
+        <w:t>.</w:t>
+      </w:r>
+    </w:p>
+    <w:p>
+      <w:pPr>
+        <w:pStyle w:val="ListNumber"/>
+        <w:rPr>
+          <w:rStyle w:val="IntenseReference"/>
+          <w:rFonts w:ascii="Aptos" w:hAnsi="Aptos"/>
+          <w:b w:val="0"/>
+          <w:bCs w:val="0"/>
+          <w:i w:val="0"/>
+          <w:iCs w:val="0"/>
+          <w:caps w:val="0"/>
+          <w:noProof/>
+          <w:color w:val="auto"/>
+        </w:rPr>
+      </w:pPr>
+      <w:r>
+        <w:rPr>
+          <w:rStyle w:val="IntenseReference"/>
+          <w:rFonts w:ascii="Aptos" w:hAnsi="Aptos"/>
+          <w:b w:val="0"/>
+          <w:bCs w:val="0"/>
+          <w:i w:val="0"/>
+          <w:iCs w:val="0"/>
+          <w:caps w:val="0"/>
+          <w:noProof/>
+          <w:color w:val="auto"/>
+        </w:rPr>
+        <w:t>Stereo depth and 360° merging: compute disparity from stereo pairs, back-project to a metric point cloud, and merge</w:t>
+      </w:r>
+      <w:r>
+        <w:rPr>
+          <w:rStyle w:val="IntenseReference"/>
+          <w:rFonts w:ascii="Aptos" w:hAnsi="Aptos"/>
+          <w:b w:val="0"/>
+          <w:bCs w:val="0"/>
+          <w:i w:val="0"/>
+          <w:iCs w:val="0"/>
+          <w:caps w:val="0"/>
+          <w:noProof/>
+          <w:color w:val="auto"/>
+        </w:rPr>
+        <w:t xml:space="preserve"> per-orientation clouds at each location into a single 360° cloud (ICP-refined).</w:t>
+      </w:r>
+    </w:p>
+    <w:p>
+      <w:pPr>
+        <w:pStyle w:val="ListNumber"/>
+        <w:rPr>
+          <w:rStyle w:val="IntenseReference"/>
+          <w:rFonts w:ascii="Aptos" w:hAnsi="Aptos"/>
+          <w:b w:val="0"/>
+          <w:bCs w:val="0"/>
+          <w:i w:val="0"/>
+          <w:iCs w:val="0"/>
+          <w:caps w:val="0"/>
+          <w:noProof/>
+          <w:color w:val="auto"/>
+        </w:rPr>
+      </w:pPr>
+      <w:r>
+        <w:rPr>
+          <w:rStyle w:val="IntenseReference"/>
+          <w:rFonts w:ascii="Aptos" w:hAnsi="Aptos"/>
+          <w:b w:val="0"/>
+          <w:bCs w:val="0"/>
+          <w:i w:val="0"/>
+          <w:iCs w:val="0"/>
+          <w:caps w:val="0"/>
+          <w:noProof/>
+          <w:color w:val="auto"/>
+        </w:rPr>
+        <w:t>Implement Mode 1: keyboard-driven manual control (WASD for omnidirectional movement and in-place rotation, plus a capture key).</w:t>
+      </w:r>
+    </w:p>
+    <w:p>
+      <w:pPr>
+        <w:pStyle w:val="ListNumber"/>
+        <w:rPr>
+          <w:rStyle w:val="IntenseReference"/>
+          <w:rFonts w:ascii="Aptos" w:hAnsi="Aptos"/>
+          <w:b w:val="0"/>
+          <w:bCs w:val="0"/>
+          <w:i w:val="0"/>
+          <w:iCs w:val="0"/>
+          <w:caps w:val="0"/>
+          <w:noProof/>
+          <w:color w:val="auto"/>
+        </w:rPr>
+      </w:pPr>
+      <w:r>
+        <w:rPr>
+          <w:rStyle w:val="IntenseReference"/>
+          <w:rFonts w:ascii="Aptos" w:hAnsi="Aptos"/>
+          <w:b w:val="0"/>
+          <w:bCs w:val="0"/>
+          <w:i w:val="0"/>
+          <w:iCs w:val="0"/>
+          <w:caps w:val="0"/>
+          <w:noProof/>
+          <w:color w:val="auto"/>
+        </w:rPr>
+        <w:t>Implement Mode 2: autonomous IR line following with cross-mark stop markers.</w:t>
+      </w:r>
+    </w:p>
+    <w:p>
+      <w:pPr>
+        <w:pStyle w:val="ListNumber"/>
+        <w:rPr>
+          <w:rStyle w:val="IntenseReference"/>
+          <w:rFonts w:ascii="Aptos" w:hAnsi="Aptos"/>
+          <w:b w:val="0"/>
+          <w:bCs w:val="0"/>
+          <w:i w:val="0"/>
+          <w:iCs w:val="0"/>
+          <w:caps w:val="0"/>
+          <w:noProof/>
+          <w:color w:val="auto"/>
+        </w:rPr>
+      </w:pPr>
+      <w:r>
+        <w:rPr>
+          <w:rStyle w:val="IntenseReference"/>
+          <w:rFonts w:ascii="Aptos" w:hAnsi="Aptos"/>
+          <w:b w:val="0"/>
+          <w:bCs w:val="0"/>
+          <w:i w:val="0"/>
+          <w:iCs w:val="0"/>
+          <w:caps w:val="0"/>
+          <w:noProof/>
+          <w:color w:val="auto"/>
+        </w:rPr>
+        <w:t>Integration: build a top-level module that wires the API, depth pipeline, capture routine, and both navigation modes into a single runnable application.</w:t>
+      </w:r>
+    </w:p>
+    <w:p>
+      <w:pPr>
+        <w:pStyle w:val="ListNumber"/>
+        <w:rPr>
+          <w:rStyle w:val="IntenseReference"/>
+          <w:b w:val="0"/>
+          <w:bCs w:val="0"/>
+          <w:i w:val="0"/>
+          <w:iCs w:val="0"/>
+          <w:caps w:val="0"/>
+          <w:color w:val="auto"/>
+          <w:lang w:val="en-US"/>
+        </w:rPr>
+      </w:pPr>
+      <w:r>
+        <w:rPr>
+          <w:rStyle w:val="IntenseReference"/>
+          <w:rFonts w:ascii="Aptos" w:hAnsi="Aptos"/>
+          <w:b w:val="0"/>
+          <w:bCs w:val="0"/>
+          <w:i w:val="0"/>
+          <w:iCs w:val="0"/>
+          <w:caps w:val="0"/>
+          <w:noProof/>
+          <w:color w:val="auto"/>
+        </w:rPr>
+        <w:t>Validat</w:t>
+      </w:r>
+      <w:r>
+        <w:rPr>
+          <w:rStyle w:val="IntenseReference"/>
+          <w:rFonts w:ascii="Aptos" w:hAnsi="Aptos"/>
+          <w:b w:val="0"/>
+          <w:bCs w:val="0"/>
+          <w:i w:val="0"/>
+          <w:iCs w:val="0"/>
+          <w:caps w:val="0"/>
+          <w:noProof/>
+          <w:color w:val="auto"/>
+          <w:lang w:val="en-US"/>
+        </w:rPr>
+        <w:t>ation and testing:</w:t>
+      </w:r>
+      <w:r>
+        <w:rPr>
+          <w:rStyle w:val="IntenseReference"/>
+          <w:rFonts w:ascii="Aptos" w:hAnsi="Aptos"/>
+          <w:b w:val="0"/>
+          <w:bCs w:val="0"/>
+          <w:i w:val="0"/>
+          <w:iCs w:val="0"/>
+          <w:caps w:val="0"/>
+          <w:noProof/>
+          <w:color w:val="auto"/>
+        </w:rPr>
+        <w:t xml:space="preserve"> prepar</w:t>
+      </w:r>
+      <w:r>
+        <w:rPr>
+          <w:rStyle w:val="IntenseReference"/>
+          <w:rFonts w:ascii="Aptos" w:hAnsi="Aptos"/>
+          <w:b w:val="0"/>
+          <w:bCs w:val="0"/>
+          <w:i w:val="0"/>
+          <w:iCs w:val="0"/>
+          <w:caps w:val="0"/>
+          <w:noProof/>
+          <w:color w:val="auto"/>
+          <w:lang w:val="en-US"/>
+        </w:rPr>
+        <w:t>ing the</w:t>
+      </w:r>
+      <w:r>
+        <w:rPr>
+          <w:rStyle w:val="IntenseReference"/>
+          <w:rFonts w:ascii="Aptos" w:hAnsi="Aptos"/>
+          <w:b w:val="0"/>
+          <w:bCs w:val="0"/>
+          <w:i w:val="0"/>
+          <w:iCs w:val="0"/>
+          <w:caps w:val="0"/>
+          <w:noProof/>
+          <w:color w:val="auto"/>
+        </w:rPr>
+        <w:t xml:space="preserve"> room </w:t>
+      </w:r>
+      <w:r>
+        <w:rPr>
+          <w:rStyle w:val="IntenseReference"/>
+          <w:rFonts w:ascii="Aptos" w:hAnsi="Aptos"/>
+          <w:b w:val="0"/>
+          <w:bCs w:val="0"/>
+          <w:i w:val="0"/>
+          <w:iCs w:val="0"/>
+          <w:caps w:val="0"/>
+          <w:noProof/>
+          <w:color w:val="auto"/>
+          <w:lang w:val="en-US"/>
+        </w:rPr>
+        <w:t xml:space="preserve">and </w:t>
+      </w:r>
+      <w:r>
+        <w:rPr>
+          <w:rStyle w:val="IntenseReference"/>
+          <w:rFonts w:ascii="Aptos" w:hAnsi="Aptos"/>
+          <w:b w:val="0"/>
+          <w:bCs w:val="0"/>
+          <w:i w:val="0"/>
+          <w:iCs w:val="0"/>
+          <w:caps w:val="0"/>
+          <w:noProof/>
+          <w:color w:val="auto"/>
+        </w:rPr>
+        <w:t>run both modes across multiple capture locations and check navigation, per-location 360° clouds, and the merged room reconstruction.</w:t>
+      </w:r>
+    </w:p>
+    <w:p>
+      <w:pPr>
+        <w:pStyle w:val="ListNumber"/>
+        <w:numPr>
+          <w:ilvl w:val="0"/>
+          <w:numId w:val="0"/>
+        </w:numPr>
+        <w:ind w:left="360" w:hanging="360"/>
+        <w:rPr>
+          <w:rStyle w:val="IntenseReference"/>
+          <w:b w:val="0"/>
+          <w:bCs w:val="0"/>
+          <w:i w:val="0"/>
+          <w:iCs w:val="0"/>
+          <w:caps w:val="0"/>
+          <w:color w:val="auto"/>
+          <w:lang w:val="en-US"/>
+        </w:rPr>
+      </w:pPr>
+    </w:p>
+    <w:p>
+      <w:pPr>
+        <w:pStyle w:val="ListNumber"/>
+        <w:numPr>
+          <w:ilvl w:val="0"/>
+          <w:numId w:val="0"/>
+        </w:numPr>
+        <w:ind w:left="360" w:hanging="360"/>
+        <w:rPr>
+          <w:rStyle w:val="IntenseReference"/>
+          <w:b w:val="0"/>
+          <w:bCs w:val="0"/>
+          <w:i w:val="0"/>
+          <w:iCs w:val="0"/>
+          <w:caps w:val="0"/>
+          <w:color w:val="auto"/>
+          <w:lang w:val="en-US"/>
+        </w:rPr>
+      </w:pPr>
+    </w:p>
+    <w:p>
+      <w:pPr>
+        <w:pStyle w:val="NoSpacing"/>
+        <w:spacing w:after="240"/>
+        <w:jc w:val="both"/>
+        <w:rPr>
+          <w:rStyle w:val="IntenseReference"/>
+          <w:lang w:val="en-US"/>
+        </w:rPr>
+      </w:pPr>
+      <w:r>
+        <w:rPr>
+          <w:rStyle w:val="IntenseReference"/>
+          <w:lang w:val="en-US"/>
+        </w:rPr>
+        <w:t>Project Expected output</w:t>
+      </w:r>
+      <w:r>
+        <w:rPr>
+          <w:rStyle w:val="IntenseReference"/>
+          <w:lang w:val="en-US"/>
+        </w:rPr>
+        <w:t xml:space="preserve"> (With a diagram if relevant)</w:t>
       </w:r>
       <w:r>
         <w:rPr>
@@ -158,91 +770,15 @@
         <w:jc w:val="both"/>
         <w:rPr>
           <w:rStyle w:val="IntenseReference"/>
-          <w:b w:val="0"/>
-          <w:bCs w:val="0"/>
-          <w:i w:val="0"/>
-          <w:iCs w:val="0"/>
-          <w:caps w:val="0"/>
+          <w:rFonts w:ascii="Aptos" w:hAnsi="Aptos"/>
+          <w:b w:val="0"/>
+          <w:bCs w:val="0"/>
+          <w:i w:val="0"/>
+          <w:iCs w:val="0"/>
+          <w:caps w:val="0"/>
+          <w:noProof/>
           <w:color w:val="auto"/>
           <w:lang w:val="en-US"/>
-        </w:rPr>
-      </w:pPr>
-      <w:r>
-        <w:rPr>
-          <w:rStyle w:val="IntenseReference"/>
-          <w:rFonts w:ascii="Aptos" w:hAnsi="Aptos"/>
-          <w:b w:val="0"/>
-          <w:bCs w:val="0"/>
-          <w:i w:val="0"/>
-          <w:iCs w:val="0"/>
-          <w:caps w:val="0"/>
-          <w:noProof/>
-          <w:color w:val="auto"/>
-        </w:rPr>
-        <w:t>Assemble and bring up the RasbotV2 robot, then build a Python API abstracting motion, sensing, and tilt. Implement a stereo depth pipeline (disparity → metric point cloud) and merge per-orientation clouds at each location into a single 360° cloud (ICP-refined). Deliver both navigation modes — WASD teleop and IR line following with cross-mark stop markers — and validate end-to-end in a prepared room. Background covers stereo vision, SE(3) transforms, and Mecanum kinematics; stack is Raspberry Pi OS, OpenCV, NumPy, pyrealsense2, Open3D.</w:t>
-      </w:r>
-    </w:p>
-    <w:p>
-      <w:pPr>
-        <w:pStyle w:val="NoSpacing"/>
-        <w:jc w:val="both"/>
-        <w:rPr>
-          <w:rStyle w:val="IntenseReference"/>
-          <w:b w:val="0"/>
-          <w:bCs w:val="0"/>
-          <w:i w:val="0"/>
-          <w:iCs w:val="0"/>
-          <w:caps w:val="0"/>
-          <w:color w:val="auto"/>
-          <w:lang w:val="en-US"/>
-        </w:rPr>
-      </w:pPr>
-    </w:p>
-    <w:p>
-      <w:pPr>
-        <w:pStyle w:val="NoSpacing"/>
-        <w:spacing w:after="240"/>
-        <w:jc w:val="both"/>
-        <w:rPr>
-          <w:rStyle w:val="IntenseReference"/>
-          <w:lang w:val="en-US"/>
-        </w:rPr>
-      </w:pPr>
-      <w:r>
-        <w:rPr>
-          <w:rStyle w:val="IntenseReference"/>
-          <w:lang w:val="en-US"/>
-        </w:rPr>
-        <w:t>Project Expected output</w:t>
-      </w:r>
-      <w:r>
-        <w:rPr>
-          <w:rStyle w:val="IntenseReference"/>
-          <w:lang w:val="en-US"/>
-        </w:rPr>
-        <w:t xml:space="preserve"> (With a diagram if relevant)</w:t>
-      </w:r>
-      <w:r>
-        <w:rPr>
-          <w:rStyle w:val="IntenseReference"/>
-          <w:lang w:val="en-US"/>
-        </w:rPr>
-        <w:t>:</w:t>
-      </w:r>
-    </w:p>
-    <w:p>
-      <w:pPr>
-        <w:pStyle w:val="NoSpacing"/>
-        <w:jc w:val="both"/>
-        <w:rPr>
-          <w:rStyle w:val="IntenseReference"/>
-          <w:b w:val="0"/>
-          <w:bCs w:val="0"/>
-          <w:i w:val="0"/>
-          <w:iCs w:val="0"/>
-          <w:caps w:val="0"/>
-          <w:noProof/>
-          <w:color w:val="auto"/>
         </w:rPr>
       </w:pPr>
       <w:r>
@@ -271,7 +807,201 @@
           <w:i w:val="0"/>
           <w:iCs w:val="0"/>
           <w:caps w:val="0"/>
-          <w:color w:val="auto"/>
+          <w:noProof/>
+          <w:color w:val="auto"/>
+          <w:lang w:val="en-US"/>
+        </w:rPr>
+      </w:pPr>
+    </w:p>
+    <w:p>
+      <w:pPr>
+        <w:pStyle w:val="NoSpacing"/>
+        <w:jc w:val="both"/>
+        <w:rPr>
+          <w:rStyle w:val="IntenseReference"/>
+          <w:b w:val="0"/>
+          <w:bCs w:val="0"/>
+          <w:i w:val="0"/>
+          <w:iCs w:val="0"/>
+          <w:caps w:val="0"/>
+          <w:color w:val="auto"/>
+          <w:lang w:val="en-US"/>
+        </w:rPr>
+      </w:pPr>
+    </w:p>
+    <w:p>
+      <w:pPr>
+        <w:pStyle w:val="NoSpacing"/>
+        <w:jc w:val="both"/>
+        <w:rPr>
+          <w:rStyle w:val="IntenseReference"/>
+          <w:b w:val="0"/>
+          <w:bCs w:val="0"/>
+          <w:i w:val="0"/>
+          <w:iCs w:val="0"/>
+          <w:caps w:val="0"/>
+          <w:color w:val="auto"/>
+          <w:lang w:val="en-US"/>
+        </w:rPr>
+      </w:pPr>
+    </w:p>
+    <w:p>
+      <w:pPr>
+        <w:pStyle w:val="NoSpacing"/>
+        <w:jc w:val="both"/>
+        <w:rPr>
+          <w:rStyle w:val="IntenseReference"/>
+          <w:b w:val="0"/>
+          <w:bCs w:val="0"/>
+          <w:i w:val="0"/>
+          <w:iCs w:val="0"/>
+          <w:caps w:val="0"/>
+          <w:color w:val="auto"/>
+          <w:lang w:val="en-US"/>
+        </w:rPr>
+      </w:pPr>
+    </w:p>
+    <w:p>
+      <w:pPr>
+        <w:pStyle w:val="NoSpacing"/>
+        <w:jc w:val="both"/>
+        <w:rPr>
+          <w:rStyle w:val="IntenseReference"/>
+          <w:b w:val="0"/>
+          <w:bCs w:val="0"/>
+          <w:i w:val="0"/>
+          <w:iCs w:val="0"/>
+          <w:caps w:val="0"/>
+          <w:color w:val="auto"/>
+          <w:lang w:val="en-US"/>
+        </w:rPr>
+      </w:pPr>
+    </w:p>
+    <w:p>
+      <w:pPr>
+        <w:pStyle w:val="NoSpacing"/>
+        <w:jc w:val="both"/>
+        <w:rPr>
+          <w:rStyle w:val="IntenseReference"/>
+          <w:b w:val="0"/>
+          <w:bCs w:val="0"/>
+          <w:i w:val="0"/>
+          <w:iCs w:val="0"/>
+          <w:caps w:val="0"/>
+          <w:color w:val="auto"/>
+          <w:lang w:val="en-US"/>
+        </w:rPr>
+      </w:pPr>
+    </w:p>
+    <w:p>
+      <w:pPr>
+        <w:pStyle w:val="NoSpacing"/>
+        <w:jc w:val="both"/>
+        <w:rPr>
+          <w:rStyle w:val="IntenseReference"/>
+          <w:b w:val="0"/>
+          <w:bCs w:val="0"/>
+          <w:i w:val="0"/>
+          <w:iCs w:val="0"/>
+          <w:caps w:val="0"/>
+          <w:color w:val="auto"/>
+          <w:lang w:val="en-US"/>
+        </w:rPr>
+      </w:pPr>
+    </w:p>
+    <w:p>
+      <w:pPr>
+        <w:pStyle w:val="NoSpacing"/>
+        <w:jc w:val="both"/>
+        <w:rPr>
+          <w:rStyle w:val="IntenseReference"/>
+          <w:b w:val="0"/>
+          <w:bCs w:val="0"/>
+          <w:i w:val="0"/>
+          <w:iCs w:val="0"/>
+          <w:caps w:val="0"/>
+          <w:color w:val="auto"/>
+          <w:lang w:val="en-US"/>
+        </w:rPr>
+      </w:pPr>
+    </w:p>
+    <w:p>
+      <w:pPr>
+        <w:pStyle w:val="NoSpacing"/>
+        <w:jc w:val="both"/>
+        <w:rPr>
+          <w:rStyle w:val="IntenseReference"/>
+          <w:b w:val="0"/>
+          <w:bCs w:val="0"/>
+          <w:i w:val="0"/>
+          <w:iCs w:val="0"/>
+          <w:caps w:val="0"/>
+          <w:color w:val="auto"/>
+          <w:lang w:val="en-US"/>
+        </w:rPr>
+      </w:pPr>
+    </w:p>
+    <w:p>
+      <w:pPr>
+        <w:pStyle w:val="NoSpacing"/>
+        <w:jc w:val="both"/>
+        <w:rPr>
+          <w:rStyle w:val="IntenseReference"/>
+          <w:b w:val="0"/>
+          <w:bCs w:val="0"/>
+          <w:i w:val="0"/>
+          <w:iCs w:val="0"/>
+          <w:caps w:val="0"/>
+          <w:color w:val="auto"/>
+          <w:lang w:val="en-US"/>
+        </w:rPr>
+      </w:pPr>
+    </w:p>
+    <w:p>
+      <w:pPr>
+        <w:pStyle w:val="NoSpacing"/>
+        <w:jc w:val="both"/>
+        <w:rPr>
+          <w:rStyle w:val="IntenseReference"/>
+          <w:b w:val="0"/>
+          <w:bCs w:val="0"/>
+          <w:i w:val="0"/>
+          <w:iCs w:val="0"/>
+          <w:caps w:val="0"/>
+          <w:color w:val="auto"/>
+          <w:lang w:val="en-US"/>
+        </w:rPr>
+      </w:pPr>
+    </w:p>
+    <w:p>
+      <w:pPr>
+        <w:pStyle w:val="NoSpacing"/>
+        <w:jc w:val="both"/>
+        <w:rPr>
+          <w:rStyle w:val="IntenseReference"/>
+          <w:b w:val="0"/>
+          <w:bCs w:val="0"/>
+          <w:i w:val="0"/>
+          <w:iCs w:val="0"/>
+          <w:caps w:val="0"/>
+          <w:color w:val="auto"/>
+          <w:lang w:val="en-US"/>
+        </w:rPr>
+      </w:pPr>
+    </w:p>
+    <w:p>
+      <w:pPr>
+        <w:pStyle w:val="NoSpacing"/>
+        <w:jc w:val="both"/>
+        <w:rPr>
+          <w:rStyle w:val="IntenseReference"/>
+          <w:b w:val="0"/>
+          <w:bCs w:val="0"/>
+          <w:i w:val="0"/>
+          <w:iCs w:val="0"/>
+          <w:caps w:val="0"/>
+          <w:color w:val="auto"/>
+          <w:lang w:val="en-US"/>
         </w:rPr>
       </w:pPr>
     </w:p>
@@ -342,16 +1072,17 @@
     <w:tbl>
       <w:tblPr>
         <w:tblStyle w:val="GridTable5Dark-Accent4"/>
-        <w:tblW w:w="0" w:type="auto"/>
+        <w:tblW w:w="11340" w:type="dxa"/>
+        <w:tblInd w:w="-1139" w:type="dxa"/>
         <w:tblLayout w:type="fixed"/>
         <w:tblLook w:val="04A0" w:firstRow="1" w:lastRow="0" w:firstColumn="1" w:lastColumn="0" w:noHBand="0" w:noVBand="1"/>
       </w:tblPr>
       <w:tblGrid>
-        <w:gridCol w:w="1255"/>
-        <w:gridCol w:w="2934"/>
-        <w:gridCol w:w="1609"/>
-        <w:gridCol w:w="1609"/>
-        <w:gridCol w:w="1609"/>
+        <w:gridCol w:w="1418"/>
+        <w:gridCol w:w="2268"/>
+        <w:gridCol w:w="1701"/>
+        <w:gridCol w:w="3969"/>
+        <w:gridCol w:w="1984"/>
       </w:tblGrid>
       <w:tr>
         <w:trPr>
@@ -360,7 +1091,7 @@
         <w:tc>
           <w:tcPr>
             <w:cnfStyle w:val="001000000000" w:firstRow="0" w:lastRow="0" w:firstColumn="1" w:lastColumn="0" w:oddVBand="0" w:evenVBand="0" w:oddHBand="0" w:evenHBand="0" w:firstRowFirstColumn="0" w:firstRowLastColumn="0" w:lastRowFirstColumn="0" w:lastRowLastColumn="0"/>
-            <w:tcW w:w="1255" w:type="dxa"/>
+            <w:tcW w:w="1418" w:type="dxa"/>
           </w:tcPr>
           <w:p>
             <w:pPr>
@@ -405,17 +1136,31 @@
                 <w:lang w:val="en-US"/>
               </w:rPr>
             </w:pPr>
-            <w:r>
-              <w:rPr>
-                <w:rStyle w:val="IntenseReference"/>
-                <w:i w:val="0"/>
-                <w:iCs w:val="0"/>
-                <w:caps w:val="0"/>
-                <w:noProof/>
-                <w:color w:val="auto"/>
-                <w:lang w:val="en-US"/>
-              </w:rPr>
-              <w:t>Milestone/</w:t>
+            <w:bookmarkStart w:id="1" w:name="_Hlk231212554"/>
+            <w:r>
+              <w:rPr>
+                <w:rStyle w:val="IntenseReference"/>
+                <w:i w:val="0"/>
+                <w:iCs w:val="0"/>
+                <w:caps w:val="0"/>
+                <w:noProof/>
+                <w:color w:val="auto"/>
+                <w:lang w:val="en-US"/>
+              </w:rPr>
+              <w:t>Milestone</w:t>
+            </w:r>
+            <w:bookmarkEnd w:id="1"/>
+            <w:r>
+              <w:rPr>
+                <w:rStyle w:val="IntenseReference"/>
+                <w:i w:val="0"/>
+                <w:iCs w:val="0"/>
+                <w:caps w:val="0"/>
+                <w:noProof/>
+                <w:color w:val="auto"/>
+                <w:lang w:val="en-US"/>
+              </w:rPr>
+              <w:t>/</w:t>
             </w:r>
           </w:p>
           <w:p>
@@ -449,7 +1194,7 @@
         </w:tc>
         <w:tc>
           <w:tcPr>
-            <w:tcW w:w="2934" w:type="dxa"/>
+            <w:tcW w:w="2268" w:type="dxa"/>
           </w:tcPr>
           <w:p>
             <w:pPr>
@@ -485,7 +1230,7 @@
         </w:tc>
         <w:tc>
           <w:tcPr>
-            <w:tcW w:w="1609" w:type="dxa"/>
+            <w:tcW w:w="1701" w:type="dxa"/>
           </w:tcPr>
           <w:p>
             <w:pPr>
@@ -521,7 +1266,7 @@
         </w:tc>
         <w:tc>
           <w:tcPr>
-            <w:tcW w:w="1609" w:type="dxa"/>
+            <w:tcW w:w="3969" w:type="dxa"/>
           </w:tcPr>
           <w:p>
             <w:pPr>
@@ -557,7 +1302,7 @@
         </w:tc>
         <w:tc>
           <w:tcPr>
-            <w:tcW w:w="1609" w:type="dxa"/>
+            <w:tcW w:w="1984" w:type="dxa"/>
           </w:tcPr>
           <w:p>
             <w:pPr>
@@ -587,7 +1332,37 @@
                 <w:color w:val="auto"/>
                 <w:lang w:val="en-US"/>
               </w:rPr>
-              <w:t>Possible Dependencies and/or aditional Comments</w:t>
+              <w:t xml:space="preserve">Possible </w:t>
+            </w:r>
+            <w:bookmarkStart w:id="2" w:name="_Hlk231212372"/>
+            <w:r>
+              <w:rPr>
+                <w:rStyle w:val="IntenseReference"/>
+                <w:b/>
+                <w:bCs/>
+                <w:i w:val="0"/>
+                <w:iCs w:val="0"/>
+                <w:caps w:val="0"/>
+                <w:noProof/>
+                <w:color w:val="auto"/>
+                <w:lang w:val="en-US"/>
+              </w:rPr>
+              <w:t xml:space="preserve">Dependencies </w:t>
+            </w:r>
+            <w:bookmarkEnd w:id="2"/>
+            <w:r>
+              <w:rPr>
+                <w:rStyle w:val="IntenseReference"/>
+                <w:b/>
+                <w:bCs/>
+                <w:i w:val="0"/>
+                <w:iCs w:val="0"/>
+                <w:caps w:val="0"/>
+                <w:noProof/>
+                <w:color w:val="auto"/>
+                <w:lang w:val="en-US"/>
+              </w:rPr>
+              <w:t>and/or aditional Comments</w:t>
             </w:r>
           </w:p>
         </w:tc>
@@ -599,11 +1374,13 @@
         <w:tc>
           <w:tcPr>
             <w:cnfStyle w:val="001000000000" w:firstRow="0" w:lastRow="0" w:firstColumn="1" w:lastColumn="0" w:oddVBand="0" w:evenVBand="0" w:oddHBand="0" w:evenHBand="0" w:firstRowFirstColumn="0" w:firstRowLastColumn="0" w:lastRowFirstColumn="0" w:lastRowLastColumn="0"/>
-            <w:tcW w:w="1255" w:type="dxa"/>
-          </w:tcPr>
-          <w:p>
-            <w:pPr>
-              <w:pStyle w:val="NoSpacing"/>
+            <w:tcW w:w="1418" w:type="dxa"/>
+            <w:vAlign w:val="center"/>
+          </w:tcPr>
+          <w:p>
+            <w:pPr>
+              <w:pStyle w:val="NoSpacing"/>
+              <w:jc w:val="center"/>
               <w:rPr>
                 <w:rStyle w:val="IntenseReference"/>
                 <w:b/>
@@ -628,17 +1405,19 @@
                 <w:color w:val="auto"/>
                 <w:lang w:val="en-US"/>
               </w:rPr>
-              <w:t>T / M / D</w:t>
-            </w:r>
-          </w:p>
-        </w:tc>
-        <w:tc>
-          <w:tcPr>
-            <w:tcW w:w="2934" w:type="dxa"/>
-          </w:tcPr>
-          <w:p>
-            <w:pPr>
-              <w:pStyle w:val="NoSpacing"/>
+              <w:t>Task</w:t>
+            </w:r>
+          </w:p>
+        </w:tc>
+        <w:tc>
+          <w:tcPr>
+            <w:tcW w:w="2268" w:type="dxa"/>
+            <w:vAlign w:val="center"/>
+          </w:tcPr>
+          <w:p>
+            <w:pPr>
+              <w:pStyle w:val="NoSpacing"/>
+              <w:jc w:val="center"/>
               <w:cnfStyle w:val="000000100000" w:firstRow="0" w:lastRow="0" w:firstColumn="0" w:lastColumn="0" w:oddVBand="0" w:evenVBand="0" w:oddHBand="1" w:evenHBand="0" w:firstRowFirstColumn="0" w:firstRowLastColumn="0" w:lastRowFirstColumn="0" w:lastRowLastColumn="0"/>
               <w:rPr>
                 <w:rStyle w:val="IntenseReference"/>
@@ -652,15 +1431,31 @@
                 <w:lang w:val="en-US"/>
               </w:rPr>
             </w:pPr>
-          </w:p>
-        </w:tc>
-        <w:tc>
-          <w:tcPr>
-            <w:tcW w:w="1609" w:type="dxa"/>
-          </w:tcPr>
-          <w:p>
-            <w:pPr>
-              <w:pStyle w:val="NoSpacing"/>
+            <w:r>
+              <w:rPr>
+                <w:rStyle w:val="IntenseReference"/>
+                <w:b w:val="0"/>
+                <w:bCs w:val="0"/>
+                <w:i w:val="0"/>
+                <w:iCs w:val="0"/>
+                <w:caps w:val="0"/>
+                <w:noProof/>
+                <w:color w:val="auto"/>
+                <w:lang w:val="en-US"/>
+              </w:rPr>
+              <w:t>1. Pi 5 bring-up</w:t>
+            </w:r>
+          </w:p>
+        </w:tc>
+        <w:tc>
+          <w:tcPr>
+            <w:tcW w:w="1701" w:type="dxa"/>
+            <w:vAlign w:val="center"/>
+          </w:tcPr>
+          <w:p>
+            <w:pPr>
+              <w:pStyle w:val="NoSpacing"/>
+              <w:jc w:val="center"/>
               <w:cnfStyle w:val="000000100000" w:firstRow="0" w:lastRow="0" w:firstColumn="0" w:lastColumn="0" w:oddVBand="0" w:evenVBand="0" w:oddHBand="1" w:evenHBand="0" w:firstRowFirstColumn="0" w:firstRowLastColumn="0" w:lastRowFirstColumn="0" w:lastRowLastColumn="0"/>
               <w:rPr>
                 <w:rStyle w:val="IntenseReference"/>
@@ -674,11 +1469,25 @@
                 <w:lang w:val="en-US"/>
               </w:rPr>
             </w:pPr>
-          </w:p>
-        </w:tc>
-        <w:tc>
-          <w:tcPr>
-            <w:tcW w:w="1609" w:type="dxa"/>
+            <w:r>
+              <w:rPr>
+                <w:rStyle w:val="IntenseReference"/>
+                <w:b w:val="0"/>
+                <w:bCs w:val="0"/>
+                <w:i w:val="0"/>
+                <w:iCs w:val="0"/>
+                <w:caps w:val="0"/>
+                <w:noProof/>
+                <w:color w:val="auto"/>
+                <w:lang w:val="en-US"/>
+              </w:rPr>
+              <w:t>Sunday</w:t>
+            </w:r>
+          </w:p>
+        </w:tc>
+        <w:tc>
+          <w:tcPr>
+            <w:tcW w:w="3969" w:type="dxa"/>
           </w:tcPr>
           <w:p>
             <w:pPr>
@@ -696,15 +1505,31 @@
                 <w:lang w:val="en-US"/>
               </w:rPr>
             </w:pPr>
-          </w:p>
-        </w:tc>
-        <w:tc>
-          <w:tcPr>
-            <w:tcW w:w="1609" w:type="dxa"/>
-          </w:tcPr>
-          <w:p>
-            <w:pPr>
-              <w:pStyle w:val="NoSpacing"/>
+            <w:r>
+              <w:rPr>
+                <w:rStyle w:val="IntenseReference"/>
+                <w:b w:val="0"/>
+                <w:bCs w:val="0"/>
+                <w:i w:val="0"/>
+                <w:iCs w:val="0"/>
+                <w:caps w:val="0"/>
+                <w:noProof/>
+                <w:color w:val="auto"/>
+                <w:lang w:val="en-US"/>
+              </w:rPr>
+              <w:t>OS install, enable I2C and camera, set up Python environment.</w:t>
+            </w:r>
+          </w:p>
+        </w:tc>
+        <w:tc>
+          <w:tcPr>
+            <w:tcW w:w="1984" w:type="dxa"/>
+            <w:vAlign w:val="center"/>
+          </w:tcPr>
+          <w:p>
+            <w:pPr>
+              <w:pStyle w:val="NoSpacing"/>
+              <w:jc w:val="center"/>
               <w:cnfStyle w:val="000000100000" w:firstRow="0" w:lastRow="0" w:firstColumn="0" w:lastColumn="0" w:oddVBand="0" w:evenVBand="0" w:oddHBand="1" w:evenHBand="0" w:firstRowFirstColumn="0" w:firstRowLastColumn="0" w:lastRowFirstColumn="0" w:lastRowLastColumn="0"/>
               <w:rPr>
                 <w:rStyle w:val="IntenseReference"/>
@@ -718,6 +1543,20 @@
                 <w:lang w:val="en-US"/>
               </w:rPr>
             </w:pPr>
+            <w:r>
+              <w:rPr>
+                <w:rStyle w:val="IntenseReference"/>
+                <w:b w:val="0"/>
+                <w:bCs w:val="0"/>
+                <w:i w:val="0"/>
+                <w:iCs w:val="0"/>
+                <w:caps w:val="0"/>
+                <w:noProof/>
+                <w:color w:val="auto"/>
+                <w:lang w:val="en-US"/>
+              </w:rPr>
+              <w:t>—</w:t>
+            </w:r>
           </w:p>
         </w:tc>
       </w:tr>
@@ -725,11 +1564,13 @@
         <w:tc>
           <w:tcPr>
             <w:cnfStyle w:val="001000000000" w:firstRow="0" w:lastRow="0" w:firstColumn="1" w:lastColumn="0" w:oddVBand="0" w:evenVBand="0" w:oddHBand="0" w:evenHBand="0" w:firstRowFirstColumn="0" w:firstRowLastColumn="0" w:lastRowFirstColumn="0" w:lastRowLastColumn="0"/>
-            <w:tcW w:w="1255" w:type="dxa"/>
-          </w:tcPr>
-          <w:p>
-            <w:pPr>
-              <w:pStyle w:val="NoSpacing"/>
+            <w:tcW w:w="1418" w:type="dxa"/>
+            <w:vAlign w:val="center"/>
+          </w:tcPr>
+          <w:p>
+            <w:pPr>
+              <w:pStyle w:val="NoSpacing"/>
+              <w:jc w:val="center"/>
               <w:rPr>
                 <w:rStyle w:val="IntenseReference"/>
                 <w:b/>
@@ -754,17 +1595,19 @@
                 <w:color w:val="auto"/>
                 <w:lang w:val="en-US"/>
               </w:rPr>
-              <w:t>T / M / D</w:t>
-            </w:r>
-          </w:p>
-        </w:tc>
-        <w:tc>
-          <w:tcPr>
-            <w:tcW w:w="2934" w:type="dxa"/>
-          </w:tcPr>
-          <w:p>
-            <w:pPr>
-              <w:pStyle w:val="NoSpacing"/>
+              <w:t>Task</w:t>
+            </w:r>
+          </w:p>
+        </w:tc>
+        <w:tc>
+          <w:tcPr>
+            <w:tcW w:w="2268" w:type="dxa"/>
+            <w:vAlign w:val="center"/>
+          </w:tcPr>
+          <w:p>
+            <w:pPr>
+              <w:pStyle w:val="NoSpacing"/>
+              <w:jc w:val="center"/>
               <w:cnfStyle w:val="000000000000" w:firstRow="0" w:lastRow="0" w:firstColumn="0" w:lastColumn="0" w:oddVBand="0" w:evenVBand="0" w:oddHBand="0" w:evenHBand="0" w:firstRowFirstColumn="0" w:firstRowLastColumn="0" w:lastRowFirstColumn="0" w:lastRowLastColumn="0"/>
               <w:rPr>
                 <w:rStyle w:val="IntenseReference"/>
@@ -778,15 +1621,31 @@
                 <w:lang w:val="en-US"/>
               </w:rPr>
             </w:pPr>
-          </w:p>
-        </w:tc>
-        <w:tc>
-          <w:tcPr>
-            <w:tcW w:w="1609" w:type="dxa"/>
-          </w:tcPr>
-          <w:p>
-            <w:pPr>
-              <w:pStyle w:val="NoSpacing"/>
+            <w:r>
+              <w:rPr>
+                <w:rStyle w:val="IntenseReference"/>
+                <w:b w:val="0"/>
+                <w:bCs w:val="0"/>
+                <w:i w:val="0"/>
+                <w:iCs w:val="0"/>
+                <w:caps w:val="0"/>
+                <w:noProof/>
+                <w:color w:val="auto"/>
+                <w:lang w:val="en-US"/>
+              </w:rPr>
+              <w:t>2. Robot assembly</w:t>
+            </w:r>
+          </w:p>
+        </w:tc>
+        <w:tc>
+          <w:tcPr>
+            <w:tcW w:w="1701" w:type="dxa"/>
+            <w:vAlign w:val="center"/>
+          </w:tcPr>
+          <w:p>
+            <w:pPr>
+              <w:pStyle w:val="NoSpacing"/>
+              <w:jc w:val="center"/>
               <w:cnfStyle w:val="000000000000" w:firstRow="0" w:lastRow="0" w:firstColumn="0" w:lastColumn="0" w:oddVBand="0" w:evenVBand="0" w:oddHBand="0" w:evenHBand="0" w:firstRowFirstColumn="0" w:firstRowLastColumn="0" w:lastRowFirstColumn="0" w:lastRowLastColumn="0"/>
               <w:rPr>
                 <w:rStyle w:val="IntenseReference"/>
@@ -800,11 +1659,25 @@
                 <w:lang w:val="en-US"/>
               </w:rPr>
             </w:pPr>
-          </w:p>
-        </w:tc>
-        <w:tc>
-          <w:tcPr>
-            <w:tcW w:w="1609" w:type="dxa"/>
+            <w:r>
+              <w:rPr>
+                <w:rStyle w:val="IntenseReference"/>
+                <w:b w:val="0"/>
+                <w:bCs w:val="0"/>
+                <w:i w:val="0"/>
+                <w:iCs w:val="0"/>
+                <w:caps w:val="0"/>
+                <w:noProof/>
+                <w:color w:val="auto"/>
+                <w:lang w:val="en-US"/>
+              </w:rPr>
+              <w:t>Sunday</w:t>
+            </w:r>
+          </w:p>
+        </w:tc>
+        <w:tc>
+          <w:tcPr>
+            <w:tcW w:w="3969" w:type="dxa"/>
           </w:tcPr>
           <w:p>
             <w:pPr>
@@ -822,15 +1695,31 @@
                 <w:lang w:val="en-US"/>
               </w:rPr>
             </w:pPr>
-          </w:p>
-        </w:tc>
-        <w:tc>
-          <w:tcPr>
-            <w:tcW w:w="1609" w:type="dxa"/>
-          </w:tcPr>
-          <w:p>
-            <w:pPr>
-              <w:pStyle w:val="NoSpacing"/>
+            <w:r>
+              <w:rPr>
+                <w:rStyle w:val="IntenseReference"/>
+                <w:b w:val="0"/>
+                <w:bCs w:val="0"/>
+                <w:i w:val="0"/>
+                <w:iCs w:val="0"/>
+                <w:caps w:val="0"/>
+                <w:noProof/>
+                <w:color w:val="auto"/>
+                <w:lang w:val="en-US"/>
+              </w:rPr>
+              <w:t>Mount motors, Mecanum wheels, RealSense D405, ultrasonic, and IR line sensors; wire to driver/Pi.</w:t>
+            </w:r>
+          </w:p>
+        </w:tc>
+        <w:tc>
+          <w:tcPr>
+            <w:tcW w:w="1984" w:type="dxa"/>
+            <w:vAlign w:val="center"/>
+          </w:tcPr>
+          <w:p>
+            <w:pPr>
+              <w:pStyle w:val="NoSpacing"/>
+              <w:jc w:val="center"/>
               <w:cnfStyle w:val="000000000000" w:firstRow="0" w:lastRow="0" w:firstColumn="0" w:lastColumn="0" w:oddVBand="0" w:evenVBand="0" w:oddHBand="0" w:evenHBand="0" w:firstRowFirstColumn="0" w:firstRowLastColumn="0" w:lastRowFirstColumn="0" w:lastRowLastColumn="0"/>
               <w:rPr>
                 <w:rStyle w:val="IntenseReference"/>
@@ -844,6 +1733,20 @@
                 <w:lang w:val="en-US"/>
               </w:rPr>
             </w:pPr>
+            <w:r>
+              <w:rPr>
+                <w:rStyle w:val="IntenseReference"/>
+                <w:b w:val="0"/>
+                <w:bCs w:val="0"/>
+                <w:i w:val="0"/>
+                <w:iCs w:val="0"/>
+                <w:caps w:val="0"/>
+                <w:noProof/>
+                <w:color w:val="auto"/>
+                <w:lang w:val="en-US"/>
+              </w:rPr>
+              <w:t>Depends on 1</w:t>
+            </w:r>
           </w:p>
         </w:tc>
       </w:tr>
@@ -854,11 +1757,13 @@
         <w:tc>
           <w:tcPr>
             <w:cnfStyle w:val="001000000000" w:firstRow="0" w:lastRow="0" w:firstColumn="1" w:lastColumn="0" w:oddVBand="0" w:evenVBand="0" w:oddHBand="0" w:evenHBand="0" w:firstRowFirstColumn="0" w:firstRowLastColumn="0" w:lastRowFirstColumn="0" w:lastRowLastColumn="0"/>
-            <w:tcW w:w="1255" w:type="dxa"/>
-          </w:tcPr>
-          <w:p>
-            <w:pPr>
-              <w:pStyle w:val="NoSpacing"/>
+            <w:tcW w:w="1418" w:type="dxa"/>
+            <w:vAlign w:val="center"/>
+          </w:tcPr>
+          <w:p>
+            <w:pPr>
+              <w:pStyle w:val="NoSpacing"/>
+              <w:jc w:val="center"/>
               <w:rPr>
                 <w:rStyle w:val="IntenseReference"/>
                 <w:b/>
@@ -883,17 +1788,19 @@
                 <w:color w:val="auto"/>
                 <w:lang w:val="en-US"/>
               </w:rPr>
-              <w:t>T / M / D</w:t>
-            </w:r>
-          </w:p>
-        </w:tc>
-        <w:tc>
-          <w:tcPr>
-            <w:tcW w:w="2934" w:type="dxa"/>
-          </w:tcPr>
-          <w:p>
-            <w:pPr>
-              <w:pStyle w:val="NoSpacing"/>
+              <w:t>Task</w:t>
+            </w:r>
+          </w:p>
+        </w:tc>
+        <w:tc>
+          <w:tcPr>
+            <w:tcW w:w="2268" w:type="dxa"/>
+            <w:vAlign w:val="center"/>
+          </w:tcPr>
+          <w:p>
+            <w:pPr>
+              <w:pStyle w:val="NoSpacing"/>
+              <w:jc w:val="center"/>
               <w:cnfStyle w:val="000000100000" w:firstRow="0" w:lastRow="0" w:firstColumn="0" w:lastColumn="0" w:oddVBand="0" w:evenVBand="0" w:oddHBand="1" w:evenHBand="0" w:firstRowFirstColumn="0" w:firstRowLastColumn="0" w:lastRowFirstColumn="0" w:lastRowLastColumn="0"/>
               <w:rPr>
                 <w:rStyle w:val="IntenseReference"/>
@@ -907,15 +1814,31 @@
                 <w:lang w:val="en-US"/>
               </w:rPr>
             </w:pPr>
-          </w:p>
-        </w:tc>
-        <w:tc>
-          <w:tcPr>
-            <w:tcW w:w="1609" w:type="dxa"/>
-          </w:tcPr>
-          <w:p>
-            <w:pPr>
-              <w:pStyle w:val="NoSpacing"/>
+            <w:r>
+              <w:rPr>
+                <w:rStyle w:val="IntenseReference"/>
+                <w:b w:val="0"/>
+                <w:bCs w:val="0"/>
+                <w:i w:val="0"/>
+                <w:iCs w:val="0"/>
+                <w:caps w:val="0"/>
+                <w:noProof/>
+                <w:color w:val="auto"/>
+                <w:lang w:val="en-US"/>
+              </w:rPr>
+              <w:t>3. Network setup</w:t>
+            </w:r>
+          </w:p>
+        </w:tc>
+        <w:tc>
+          <w:tcPr>
+            <w:tcW w:w="1701" w:type="dxa"/>
+            <w:vAlign w:val="center"/>
+          </w:tcPr>
+          <w:p>
+            <w:pPr>
+              <w:pStyle w:val="NoSpacing"/>
+              <w:jc w:val="center"/>
               <w:cnfStyle w:val="000000100000" w:firstRow="0" w:lastRow="0" w:firstColumn="0" w:lastColumn="0" w:oddVBand="0" w:evenVBand="0" w:oddHBand="1" w:evenHBand="0" w:firstRowFirstColumn="0" w:firstRowLastColumn="0" w:lastRowFirstColumn="0" w:lastRowLastColumn="0"/>
               <w:rPr>
                 <w:rStyle w:val="IntenseReference"/>
@@ -929,11 +1852,25 @@
                 <w:lang w:val="en-US"/>
               </w:rPr>
             </w:pPr>
-          </w:p>
-        </w:tc>
-        <w:tc>
-          <w:tcPr>
-            <w:tcW w:w="1609" w:type="dxa"/>
+            <w:r>
+              <w:rPr>
+                <w:rStyle w:val="IntenseReference"/>
+                <w:b w:val="0"/>
+                <w:bCs w:val="0"/>
+                <w:i w:val="0"/>
+                <w:iCs w:val="0"/>
+                <w:caps w:val="0"/>
+                <w:noProof/>
+                <w:color w:val="auto"/>
+                <w:lang w:val="en-US"/>
+              </w:rPr>
+              <w:t>Sunday</w:t>
+            </w:r>
+          </w:p>
+        </w:tc>
+        <w:tc>
+          <w:tcPr>
+            <w:tcW w:w="3969" w:type="dxa"/>
           </w:tcPr>
           <w:p>
             <w:pPr>
@@ -951,15 +1888,31 @@
                 <w:lang w:val="en-US"/>
               </w:rPr>
             </w:pPr>
-          </w:p>
-        </w:tc>
-        <w:tc>
-          <w:tcPr>
-            <w:tcW w:w="1609" w:type="dxa"/>
-          </w:tcPr>
-          <w:p>
-            <w:pPr>
-              <w:pStyle w:val="NoSpacing"/>
+            <w:r>
+              <w:rPr>
+                <w:rStyle w:val="IntenseReference"/>
+                <w:b w:val="0"/>
+                <w:bCs w:val="0"/>
+                <w:i w:val="0"/>
+                <w:iCs w:val="0"/>
+                <w:caps w:val="0"/>
+                <w:noProof/>
+                <w:color w:val="auto"/>
+                <w:lang w:val="en-US"/>
+              </w:rPr>
+              <w:t>Connect Pi 5 to 2.4 GHz Wi-Fi router; enable SSH and VNC.</w:t>
+            </w:r>
+          </w:p>
+        </w:tc>
+        <w:tc>
+          <w:tcPr>
+            <w:tcW w:w="1984" w:type="dxa"/>
+            <w:vAlign w:val="center"/>
+          </w:tcPr>
+          <w:p>
+            <w:pPr>
+              <w:pStyle w:val="NoSpacing"/>
+              <w:jc w:val="center"/>
               <w:cnfStyle w:val="000000100000" w:firstRow="0" w:lastRow="0" w:firstColumn="0" w:lastColumn="0" w:oddVBand="0" w:evenVBand="0" w:oddHBand="1" w:evenHBand="0" w:firstRowFirstColumn="0" w:firstRowLastColumn="0" w:lastRowFirstColumn="0" w:lastRowLastColumn="0"/>
               <w:rPr>
                 <w:rStyle w:val="IntenseReference"/>
@@ -973,6 +1926,20 @@
                 <w:lang w:val="en-US"/>
               </w:rPr>
             </w:pPr>
+            <w:r>
+              <w:rPr>
+                <w:rStyle w:val="IntenseReference"/>
+                <w:b w:val="0"/>
+                <w:bCs w:val="0"/>
+                <w:i w:val="0"/>
+                <w:iCs w:val="0"/>
+                <w:caps w:val="0"/>
+                <w:noProof/>
+                <w:color w:val="auto"/>
+                <w:lang w:val="en-US"/>
+              </w:rPr>
+              <w:t>Depends on 1</w:t>
+            </w:r>
           </w:p>
         </w:tc>
       </w:tr>
@@ -980,11 +1947,13 @@
         <w:tc>
           <w:tcPr>
             <w:cnfStyle w:val="001000000000" w:firstRow="0" w:lastRow="0" w:firstColumn="1" w:lastColumn="0" w:oddVBand="0" w:evenVBand="0" w:oddHBand="0" w:evenHBand="0" w:firstRowFirstColumn="0" w:firstRowLastColumn="0" w:lastRowFirstColumn="0" w:lastRowLastColumn="0"/>
-            <w:tcW w:w="1255" w:type="dxa"/>
-          </w:tcPr>
-          <w:p>
-            <w:pPr>
-              <w:pStyle w:val="NoSpacing"/>
+            <w:tcW w:w="1418" w:type="dxa"/>
+            <w:vAlign w:val="center"/>
+          </w:tcPr>
+          <w:p>
+            <w:pPr>
+              <w:pStyle w:val="NoSpacing"/>
+              <w:jc w:val="center"/>
               <w:rPr>
                 <w:rStyle w:val="IntenseReference"/>
                 <w:b/>
@@ -1009,17 +1978,19 @@
                 <w:color w:val="auto"/>
                 <w:lang w:val="en-US"/>
               </w:rPr>
-              <w:t>…</w:t>
-            </w:r>
-          </w:p>
-        </w:tc>
-        <w:tc>
-          <w:tcPr>
-            <w:tcW w:w="2934" w:type="dxa"/>
-          </w:tcPr>
-          <w:p>
-            <w:pPr>
-              <w:pStyle w:val="NoSpacing"/>
+              <w:t>Milestone</w:t>
+            </w:r>
+          </w:p>
+        </w:tc>
+        <w:tc>
+          <w:tcPr>
+            <w:tcW w:w="2268" w:type="dxa"/>
+            <w:vAlign w:val="center"/>
+          </w:tcPr>
+          <w:p>
+            <w:pPr>
+              <w:pStyle w:val="NoSpacing"/>
+              <w:jc w:val="center"/>
               <w:cnfStyle w:val="000000000000" w:firstRow="0" w:lastRow="0" w:firstColumn="0" w:lastColumn="0" w:oddVBand="0" w:evenVBand="0" w:oddHBand="0" w:evenHBand="0" w:firstRowFirstColumn="0" w:firstRowLastColumn="0" w:lastRowFirstColumn="0" w:lastRowLastColumn="0"/>
               <w:rPr>
                 <w:rStyle w:val="IntenseReference"/>
@@ -1033,15 +2004,31 @@
                 <w:lang w:val="en-US"/>
               </w:rPr>
             </w:pPr>
-          </w:p>
-        </w:tc>
-        <w:tc>
-          <w:tcPr>
-            <w:tcW w:w="1609" w:type="dxa"/>
-          </w:tcPr>
-          <w:p>
-            <w:pPr>
-              <w:pStyle w:val="NoSpacing"/>
+            <w:r>
+              <w:rPr>
+                <w:rStyle w:val="IntenseReference"/>
+                <w:b w:val="0"/>
+                <w:bCs w:val="0"/>
+                <w:i w:val="0"/>
+                <w:iCs w:val="0"/>
+                <w:caps w:val="0"/>
+                <w:noProof/>
+                <w:color w:val="auto"/>
+                <w:lang w:val="en-US"/>
+              </w:rPr>
+              <w:t>Robot communication established</w:t>
+            </w:r>
+          </w:p>
+        </w:tc>
+        <w:tc>
+          <w:tcPr>
+            <w:tcW w:w="1701" w:type="dxa"/>
+            <w:vAlign w:val="center"/>
+          </w:tcPr>
+          <w:p>
+            <w:pPr>
+              <w:pStyle w:val="NoSpacing"/>
+              <w:jc w:val="center"/>
               <w:cnfStyle w:val="000000000000" w:firstRow="0" w:lastRow="0" w:firstColumn="0" w:lastColumn="0" w:oddVBand="0" w:evenVBand="0" w:oddHBand="0" w:evenHBand="0" w:firstRowFirstColumn="0" w:firstRowLastColumn="0" w:lastRowFirstColumn="0" w:lastRowLastColumn="0"/>
               <w:rPr>
                 <w:rStyle w:val="IntenseReference"/>
@@ -1055,11 +2042,27 @@
                 <w:lang w:val="en-US"/>
               </w:rPr>
             </w:pPr>
-          </w:p>
-        </w:tc>
-        <w:tc>
-          <w:tcPr>
-            <w:tcW w:w="1609" w:type="dxa"/>
+            <w:bookmarkStart w:id="3" w:name="_Hlk231212760"/>
+            <w:r>
+              <w:rPr>
+                <w:rStyle w:val="IntenseReference"/>
+                <w:b w:val="0"/>
+                <w:bCs w:val="0"/>
+                <w:i w:val="0"/>
+                <w:iCs w:val="0"/>
+                <w:caps w:val="0"/>
+                <w:noProof/>
+                <w:color w:val="auto"/>
+                <w:lang w:val="en-US"/>
+              </w:rPr>
+              <w:t>Sunday</w:t>
+            </w:r>
+            <w:bookmarkEnd w:id="3"/>
+          </w:p>
+        </w:tc>
+        <w:tc>
+          <w:tcPr>
+            <w:tcW w:w="3969" w:type="dxa"/>
           </w:tcPr>
           <w:p>
             <w:pPr>
@@ -1077,15 +2080,31 @@
                 <w:lang w:val="en-US"/>
               </w:rPr>
             </w:pPr>
-          </w:p>
-        </w:tc>
-        <w:tc>
-          <w:tcPr>
-            <w:tcW w:w="1609" w:type="dxa"/>
-          </w:tcPr>
-          <w:p>
-            <w:pPr>
-              <w:pStyle w:val="NoSpacing"/>
+            <w:r>
+              <w:rPr>
+                <w:rStyle w:val="IntenseReference"/>
+                <w:b w:val="0"/>
+                <w:bCs w:val="0"/>
+                <w:i w:val="0"/>
+                <w:iCs w:val="0"/>
+                <w:caps w:val="0"/>
+                <w:noProof/>
+                <w:color w:val="auto"/>
+                <w:lang w:val="en-US"/>
+              </w:rPr>
+              <w:t>Remote connection and communication with the robot verified: SSH and VNC sessions to the Pi 5 from a host machine over the 2.4 GHz Wi-Fi link are stable and ready for development and monitoring.</w:t>
+            </w:r>
+          </w:p>
+        </w:tc>
+        <w:tc>
+          <w:tcPr>
+            <w:tcW w:w="1984" w:type="dxa"/>
+            <w:vAlign w:val="center"/>
+          </w:tcPr>
+          <w:p>
+            <w:pPr>
+              <w:pStyle w:val="NoSpacing"/>
+              <w:jc w:val="center"/>
               <w:cnfStyle w:val="000000000000" w:firstRow="0" w:lastRow="0" w:firstColumn="0" w:lastColumn="0" w:oddVBand="0" w:evenVBand="0" w:oddHBand="0" w:evenHBand="0" w:firstRowFirstColumn="0" w:firstRowLastColumn="0" w:lastRowFirstColumn="0" w:lastRowLastColumn="0"/>
               <w:rPr>
                 <w:rStyle w:val="IntenseReference"/>
@@ -1099,6 +2118,1370 @@
                 <w:lang w:val="en-US"/>
               </w:rPr>
             </w:pPr>
+            <w:r>
+              <w:rPr>
+                <w:rStyle w:val="IntenseReference"/>
+                <w:b w:val="0"/>
+                <w:bCs w:val="0"/>
+                <w:i w:val="0"/>
+                <w:iCs w:val="0"/>
+                <w:caps w:val="0"/>
+                <w:noProof/>
+                <w:color w:val="auto"/>
+                <w:lang w:val="en-US"/>
+              </w:rPr>
+              <w:t>Depends on 3</w:t>
+            </w:r>
+          </w:p>
+        </w:tc>
+      </w:tr>
+      <w:tr>
+        <w:trPr>
+          <w:cnfStyle w:val="000000100000" w:firstRow="0" w:lastRow="0" w:firstColumn="0" w:lastColumn="0" w:oddVBand="0" w:evenVBand="0" w:oddHBand="1" w:evenHBand="0" w:firstRowFirstColumn="0" w:firstRowLastColumn="0" w:lastRowFirstColumn="0" w:lastRowLastColumn="0"/>
+        </w:trPr>
+        <w:tc>
+          <w:tcPr>
+            <w:cnfStyle w:val="001000000000" w:firstRow="0" w:lastRow="0" w:firstColumn="1" w:lastColumn="0" w:oddVBand="0" w:evenVBand="0" w:oddHBand="0" w:evenHBand="0" w:firstRowFirstColumn="0" w:firstRowLastColumn="0" w:lastRowFirstColumn="0" w:lastRowLastColumn="0"/>
+            <w:tcW w:w="1418" w:type="dxa"/>
+            <w:vAlign w:val="center"/>
+          </w:tcPr>
+          <w:p>
+            <w:pPr>
+              <w:pStyle w:val="NoSpacing"/>
+              <w:jc w:val="center"/>
+              <w:rPr>
+                <w:rStyle w:val="IntenseReference"/>
+                <w:b/>
+                <w:bCs/>
+                <w:i w:val="0"/>
+                <w:iCs w:val="0"/>
+                <w:caps w:val="0"/>
+                <w:noProof/>
+                <w:color w:val="auto"/>
+                <w:lang w:val="en-US"/>
+              </w:rPr>
+            </w:pPr>
+            <w:r>
+              <w:rPr>
+                <w:rStyle w:val="IntenseReference"/>
+                <w:b/>
+                <w:bCs/>
+                <w:i w:val="0"/>
+                <w:iCs w:val="0"/>
+                <w:caps w:val="0"/>
+                <w:noProof/>
+                <w:color w:val="auto"/>
+                <w:lang w:val="en-US"/>
+              </w:rPr>
+              <w:t>Task</w:t>
+            </w:r>
+          </w:p>
+        </w:tc>
+        <w:tc>
+          <w:tcPr>
+            <w:tcW w:w="2268" w:type="dxa"/>
+            <w:vAlign w:val="center"/>
+          </w:tcPr>
+          <w:p>
+            <w:pPr>
+              <w:pStyle w:val="NoSpacing"/>
+              <w:jc w:val="center"/>
+              <w:cnfStyle w:val="000000100000" w:firstRow="0" w:lastRow="0" w:firstColumn="0" w:lastColumn="0" w:oddVBand="0" w:evenVBand="0" w:oddHBand="1" w:evenHBand="0" w:firstRowFirstColumn="0" w:firstRowLastColumn="0" w:lastRowFirstColumn="0" w:lastRowLastColumn="0"/>
+              <w:rPr>
+                <w:rStyle w:val="IntenseReference"/>
+                <w:b w:val="0"/>
+                <w:bCs w:val="0"/>
+                <w:i w:val="0"/>
+                <w:iCs w:val="0"/>
+                <w:caps w:val="0"/>
+                <w:noProof/>
+                <w:color w:val="auto"/>
+                <w:lang w:val="en-US"/>
+              </w:rPr>
+            </w:pPr>
+            <w:r>
+              <w:rPr>
+                <w:rStyle w:val="IntenseReference"/>
+                <w:b w:val="0"/>
+                <w:bCs w:val="0"/>
+                <w:i w:val="0"/>
+                <w:iCs w:val="0"/>
+                <w:caps w:val="0"/>
+                <w:noProof/>
+                <w:color w:val="auto"/>
+                <w:lang w:val="en-US"/>
+              </w:rPr>
+              <w:t>4. Python API</w:t>
+            </w:r>
+          </w:p>
+        </w:tc>
+        <w:tc>
+          <w:tcPr>
+            <w:tcW w:w="1701" w:type="dxa"/>
+            <w:vAlign w:val="center"/>
+          </w:tcPr>
+          <w:p>
+            <w:pPr>
+              <w:pStyle w:val="NoSpacing"/>
+              <w:jc w:val="center"/>
+              <w:cnfStyle w:val="000000100000" w:firstRow="0" w:lastRow="0" w:firstColumn="0" w:lastColumn="0" w:oddVBand="0" w:evenVBand="0" w:oddHBand="1" w:evenHBand="0" w:firstRowFirstColumn="0" w:firstRowLastColumn="0" w:lastRowFirstColumn="0" w:lastRowLastColumn="0"/>
+              <w:rPr>
+                <w:rStyle w:val="IntenseReference"/>
+                <w:b w:val="0"/>
+                <w:bCs w:val="0"/>
+                <w:i w:val="0"/>
+                <w:iCs w:val="0"/>
+                <w:caps w:val="0"/>
+                <w:noProof/>
+                <w:color w:val="auto"/>
+                <w:lang w:val="en-US"/>
+              </w:rPr>
+            </w:pPr>
+            <w:r>
+              <w:rPr>
+                <w:rStyle w:val="IntenseReference"/>
+                <w:b w:val="0"/>
+                <w:bCs w:val="0"/>
+                <w:i w:val="0"/>
+                <w:iCs w:val="0"/>
+                <w:caps w:val="0"/>
+                <w:noProof/>
+                <w:color w:val="auto"/>
+                <w:lang w:val="en-US"/>
+              </w:rPr>
+              <w:t>Sunday</w:t>
+            </w:r>
+          </w:p>
+        </w:tc>
+        <w:tc>
+          <w:tcPr>
+            <w:tcW w:w="3969" w:type="dxa"/>
+          </w:tcPr>
+          <w:p>
+            <w:pPr>
+              <w:pStyle w:val="NoSpacing"/>
+              <w:cnfStyle w:val="000000100000" w:firstRow="0" w:lastRow="0" w:firstColumn="0" w:lastColumn="0" w:oddVBand="0" w:evenVBand="0" w:oddHBand="1" w:evenHBand="0" w:firstRowFirstColumn="0" w:firstRowLastColumn="0" w:lastRowFirstColumn="0" w:lastRowLastColumn="0"/>
+              <w:rPr>
+                <w:rStyle w:val="IntenseReference"/>
+                <w:b w:val="0"/>
+                <w:bCs w:val="0"/>
+                <w:i w:val="0"/>
+                <w:iCs w:val="0"/>
+                <w:caps w:val="0"/>
+                <w:noProof/>
+                <w:color w:val="auto"/>
+                <w:lang w:val="en-US"/>
+              </w:rPr>
+            </w:pPr>
+            <w:r>
+              <w:rPr>
+                <w:rStyle w:val="IntenseReference"/>
+                <w:b w:val="0"/>
+                <w:bCs w:val="0"/>
+                <w:i w:val="0"/>
+                <w:iCs w:val="0"/>
+                <w:caps w:val="0"/>
+                <w:noProof/>
+                <w:color w:val="auto"/>
+                <w:lang w:val="en-US"/>
+              </w:rPr>
+              <w:t>Hardware-abstraction API for motion, sensing, and tilt.</w:t>
+            </w:r>
+          </w:p>
+        </w:tc>
+        <w:tc>
+          <w:tcPr>
+            <w:tcW w:w="1984" w:type="dxa"/>
+            <w:vAlign w:val="center"/>
+          </w:tcPr>
+          <w:p>
+            <w:pPr>
+              <w:pStyle w:val="NoSpacing"/>
+              <w:jc w:val="center"/>
+              <w:cnfStyle w:val="000000100000" w:firstRow="0" w:lastRow="0" w:firstColumn="0" w:lastColumn="0" w:oddVBand="0" w:evenVBand="0" w:oddHBand="1" w:evenHBand="0" w:firstRowFirstColumn="0" w:firstRowLastColumn="0" w:lastRowFirstColumn="0" w:lastRowLastColumn="0"/>
+              <w:rPr>
+                <w:rStyle w:val="IntenseReference"/>
+                <w:b w:val="0"/>
+                <w:bCs w:val="0"/>
+                <w:i w:val="0"/>
+                <w:iCs w:val="0"/>
+                <w:caps w:val="0"/>
+                <w:noProof/>
+                <w:color w:val="auto"/>
+                <w:lang w:val="en-US"/>
+              </w:rPr>
+            </w:pPr>
+            <w:r>
+              <w:rPr>
+                <w:rStyle w:val="IntenseReference"/>
+                <w:b w:val="0"/>
+                <w:bCs w:val="0"/>
+                <w:i w:val="0"/>
+                <w:iCs w:val="0"/>
+                <w:caps w:val="0"/>
+                <w:noProof/>
+                <w:color w:val="auto"/>
+                <w:lang w:val="en-US"/>
+              </w:rPr>
+              <w:t>Depends on 1, 2, 3</w:t>
+            </w:r>
+          </w:p>
+        </w:tc>
+      </w:tr>
+      <w:tr>
+        <w:tc>
+          <w:tcPr>
+            <w:cnfStyle w:val="001000000000" w:firstRow="0" w:lastRow="0" w:firstColumn="1" w:lastColumn="0" w:oddVBand="0" w:evenVBand="0" w:oddHBand="0" w:evenHBand="0" w:firstRowFirstColumn="0" w:firstRowLastColumn="0" w:lastRowFirstColumn="0" w:lastRowLastColumn="0"/>
+            <w:tcW w:w="1418" w:type="dxa"/>
+            <w:vAlign w:val="center"/>
+          </w:tcPr>
+          <w:p>
+            <w:pPr>
+              <w:pStyle w:val="NoSpacing"/>
+              <w:jc w:val="center"/>
+              <w:rPr>
+                <w:rStyle w:val="IntenseReference"/>
+                <w:b/>
+                <w:bCs/>
+                <w:i w:val="0"/>
+                <w:iCs w:val="0"/>
+                <w:caps w:val="0"/>
+                <w:noProof/>
+                <w:color w:val="auto"/>
+                <w:lang w:val="en-US"/>
+              </w:rPr>
+            </w:pPr>
+            <w:r>
+              <w:rPr>
+                <w:rStyle w:val="IntenseReference"/>
+                <w:b/>
+                <w:bCs/>
+                <w:i w:val="0"/>
+                <w:iCs w:val="0"/>
+                <w:caps w:val="0"/>
+                <w:noProof/>
+                <w:color w:val="auto"/>
+                <w:lang w:val="en-US"/>
+              </w:rPr>
+              <w:t>Task</w:t>
+            </w:r>
+          </w:p>
+        </w:tc>
+        <w:tc>
+          <w:tcPr>
+            <w:tcW w:w="2268" w:type="dxa"/>
+            <w:vAlign w:val="center"/>
+          </w:tcPr>
+          <w:p>
+            <w:pPr>
+              <w:pStyle w:val="NoSpacing"/>
+              <w:jc w:val="center"/>
+              <w:cnfStyle w:val="000000000000" w:firstRow="0" w:lastRow="0" w:firstColumn="0" w:lastColumn="0" w:oddVBand="0" w:evenVBand="0" w:oddHBand="0" w:evenHBand="0" w:firstRowFirstColumn="0" w:firstRowLastColumn="0" w:lastRowFirstColumn="0" w:lastRowLastColumn="0"/>
+              <w:rPr>
+                <w:rStyle w:val="IntenseReference"/>
+                <w:b w:val="0"/>
+                <w:bCs w:val="0"/>
+                <w:i w:val="0"/>
+                <w:iCs w:val="0"/>
+                <w:caps w:val="0"/>
+                <w:noProof/>
+                <w:color w:val="auto"/>
+                <w:lang w:val="en-US"/>
+              </w:rPr>
+            </w:pPr>
+            <w:r>
+              <w:rPr>
+                <w:rStyle w:val="IntenseReference"/>
+                <w:b w:val="0"/>
+                <w:bCs w:val="0"/>
+                <w:i w:val="0"/>
+                <w:iCs w:val="0"/>
+                <w:caps w:val="0"/>
+                <w:noProof/>
+                <w:color w:val="auto"/>
+                <w:lang w:val="en-US"/>
+              </w:rPr>
+              <w:t>5. Keyboard driving</w:t>
+            </w:r>
+          </w:p>
+        </w:tc>
+        <w:tc>
+          <w:tcPr>
+            <w:tcW w:w="1701" w:type="dxa"/>
+            <w:vAlign w:val="center"/>
+          </w:tcPr>
+          <w:p>
+            <w:pPr>
+              <w:pStyle w:val="NoSpacing"/>
+              <w:jc w:val="center"/>
+              <w:cnfStyle w:val="000000000000" w:firstRow="0" w:lastRow="0" w:firstColumn="0" w:lastColumn="0" w:oddVBand="0" w:evenVBand="0" w:oddHBand="0" w:evenHBand="0" w:firstRowFirstColumn="0" w:firstRowLastColumn="0" w:lastRowFirstColumn="0" w:lastRowLastColumn="0"/>
+              <w:rPr>
+                <w:rStyle w:val="IntenseReference"/>
+                <w:b w:val="0"/>
+                <w:bCs w:val="0"/>
+                <w:i w:val="0"/>
+                <w:iCs w:val="0"/>
+                <w:caps w:val="0"/>
+                <w:noProof/>
+                <w:color w:val="auto"/>
+                <w:lang w:val="en-US"/>
+              </w:rPr>
+            </w:pPr>
+            <w:bookmarkStart w:id="4" w:name="_Hlk231212809"/>
+            <w:r>
+              <w:rPr>
+                <w:rStyle w:val="IntenseReference"/>
+                <w:b w:val="0"/>
+                <w:bCs w:val="0"/>
+                <w:i w:val="0"/>
+                <w:iCs w:val="0"/>
+                <w:caps w:val="0"/>
+                <w:noProof/>
+                <w:color w:val="auto"/>
+                <w:lang w:val="en-US"/>
+              </w:rPr>
+              <w:t>Monday</w:t>
+            </w:r>
+            <w:bookmarkEnd w:id="4"/>
+          </w:p>
+        </w:tc>
+        <w:tc>
+          <w:tcPr>
+            <w:tcW w:w="3969" w:type="dxa"/>
+          </w:tcPr>
+          <w:p>
+            <w:pPr>
+              <w:pStyle w:val="NoSpacing"/>
+              <w:cnfStyle w:val="000000000000" w:firstRow="0" w:lastRow="0" w:firstColumn="0" w:lastColumn="0" w:oddVBand="0" w:evenVBand="0" w:oddHBand="0" w:evenHBand="0" w:firstRowFirstColumn="0" w:firstRowLastColumn="0" w:lastRowFirstColumn="0" w:lastRowLastColumn="0"/>
+              <w:rPr>
+                <w:rStyle w:val="IntenseReference"/>
+                <w:b w:val="0"/>
+                <w:bCs w:val="0"/>
+                <w:i w:val="0"/>
+                <w:iCs w:val="0"/>
+                <w:caps w:val="0"/>
+                <w:noProof/>
+                <w:color w:val="auto"/>
+                <w:lang w:val="en-US"/>
+              </w:rPr>
+            </w:pPr>
+            <w:r>
+              <w:rPr>
+                <w:rStyle w:val="IntenseReference"/>
+                <w:b w:val="0"/>
+                <w:bCs w:val="0"/>
+                <w:i w:val="0"/>
+                <w:iCs w:val="0"/>
+                <w:caps w:val="0"/>
+                <w:noProof/>
+                <w:color w:val="auto"/>
+                <w:lang w:val="en-US"/>
+              </w:rPr>
+              <w:t>WASD teleop over the Python API for omnidirectional movement and in-place rotation.</w:t>
+            </w:r>
+          </w:p>
+        </w:tc>
+        <w:tc>
+          <w:tcPr>
+            <w:tcW w:w="1984" w:type="dxa"/>
+            <w:vAlign w:val="center"/>
+          </w:tcPr>
+          <w:p>
+            <w:pPr>
+              <w:pStyle w:val="NoSpacing"/>
+              <w:jc w:val="center"/>
+              <w:cnfStyle w:val="000000000000" w:firstRow="0" w:lastRow="0" w:firstColumn="0" w:lastColumn="0" w:oddVBand="0" w:evenVBand="0" w:oddHBand="0" w:evenHBand="0" w:firstRowFirstColumn="0" w:firstRowLastColumn="0" w:lastRowFirstColumn="0" w:lastRowLastColumn="0"/>
+              <w:rPr>
+                <w:rStyle w:val="IntenseReference"/>
+                <w:b w:val="0"/>
+                <w:bCs w:val="0"/>
+                <w:i w:val="0"/>
+                <w:iCs w:val="0"/>
+                <w:caps w:val="0"/>
+                <w:noProof/>
+                <w:color w:val="auto"/>
+                <w:lang w:val="en-US"/>
+              </w:rPr>
+            </w:pPr>
+            <w:r>
+              <w:rPr>
+                <w:rStyle w:val="IntenseReference"/>
+                <w:b w:val="0"/>
+                <w:bCs w:val="0"/>
+                <w:i w:val="0"/>
+                <w:iCs w:val="0"/>
+                <w:caps w:val="0"/>
+                <w:noProof/>
+                <w:color w:val="auto"/>
+                <w:lang w:val="en-US"/>
+              </w:rPr>
+              <w:t>Depends on 4</w:t>
+            </w:r>
+          </w:p>
+        </w:tc>
+      </w:tr>
+      <w:tr>
+        <w:trPr>
+          <w:cnfStyle w:val="000000100000" w:firstRow="0" w:lastRow="0" w:firstColumn="0" w:lastColumn="0" w:oddVBand="0" w:evenVBand="0" w:oddHBand="1" w:evenHBand="0" w:firstRowFirstColumn="0" w:firstRowLastColumn="0" w:lastRowFirstColumn="0" w:lastRowLastColumn="0"/>
+        </w:trPr>
+        <w:tc>
+          <w:tcPr>
+            <w:cnfStyle w:val="001000000000" w:firstRow="0" w:lastRow="0" w:firstColumn="1" w:lastColumn="0" w:oddVBand="0" w:evenVBand="0" w:oddHBand="0" w:evenHBand="0" w:firstRowFirstColumn="0" w:firstRowLastColumn="0" w:lastRowFirstColumn="0" w:lastRowLastColumn="0"/>
+            <w:tcW w:w="1418" w:type="dxa"/>
+            <w:vAlign w:val="center"/>
+          </w:tcPr>
+          <w:p>
+            <w:pPr>
+              <w:pStyle w:val="NoSpacing"/>
+              <w:jc w:val="center"/>
+              <w:rPr>
+                <w:rStyle w:val="IntenseReference"/>
+                <w:b/>
+                <w:bCs/>
+                <w:i w:val="0"/>
+                <w:iCs w:val="0"/>
+                <w:caps w:val="0"/>
+                <w:noProof/>
+                <w:color w:val="auto"/>
+                <w:lang w:val="en-US"/>
+              </w:rPr>
+            </w:pPr>
+            <w:r>
+              <w:rPr>
+                <w:rStyle w:val="IntenseReference"/>
+                <w:b/>
+                <w:bCs/>
+                <w:i w:val="0"/>
+                <w:iCs w:val="0"/>
+                <w:caps w:val="0"/>
+                <w:noProof/>
+                <w:color w:val="auto"/>
+                <w:lang w:val="en-US"/>
+              </w:rPr>
+              <w:t>Task</w:t>
+            </w:r>
+          </w:p>
+        </w:tc>
+        <w:tc>
+          <w:tcPr>
+            <w:tcW w:w="2268" w:type="dxa"/>
+            <w:vAlign w:val="center"/>
+          </w:tcPr>
+          <w:p>
+            <w:pPr>
+              <w:pStyle w:val="NoSpacing"/>
+              <w:jc w:val="center"/>
+              <w:cnfStyle w:val="000000100000" w:firstRow="0" w:lastRow="0" w:firstColumn="0" w:lastColumn="0" w:oddVBand="0" w:evenVBand="0" w:oddHBand="1" w:evenHBand="0" w:firstRowFirstColumn="0" w:firstRowLastColumn="0" w:lastRowFirstColumn="0" w:lastRowLastColumn="0"/>
+              <w:rPr>
+                <w:rStyle w:val="IntenseReference"/>
+                <w:b w:val="0"/>
+                <w:bCs w:val="0"/>
+                <w:i w:val="0"/>
+                <w:iCs w:val="0"/>
+                <w:caps w:val="0"/>
+                <w:noProof/>
+                <w:color w:val="auto"/>
+                <w:lang w:val="en-US"/>
+              </w:rPr>
+            </w:pPr>
+            <w:r>
+              <w:rPr>
+                <w:rStyle w:val="IntenseReference"/>
+                <w:b w:val="0"/>
+                <w:bCs w:val="0"/>
+                <w:i w:val="0"/>
+                <w:iCs w:val="0"/>
+                <w:caps w:val="0"/>
+                <w:noProof/>
+                <w:color w:val="auto"/>
+                <w:lang w:val="en-US"/>
+              </w:rPr>
+              <w:t>6. Stereo depth + 360° merging</w:t>
+            </w:r>
+          </w:p>
+        </w:tc>
+        <w:tc>
+          <w:tcPr>
+            <w:tcW w:w="1701" w:type="dxa"/>
+            <w:vAlign w:val="center"/>
+          </w:tcPr>
+          <w:p>
+            <w:pPr>
+              <w:pStyle w:val="NoSpacing"/>
+              <w:jc w:val="center"/>
+              <w:cnfStyle w:val="000000100000" w:firstRow="0" w:lastRow="0" w:firstColumn="0" w:lastColumn="0" w:oddVBand="0" w:evenVBand="0" w:oddHBand="1" w:evenHBand="0" w:firstRowFirstColumn="0" w:firstRowLastColumn="0" w:lastRowFirstColumn="0" w:lastRowLastColumn="0"/>
+              <w:rPr>
+                <w:rStyle w:val="IntenseReference"/>
+                <w:b w:val="0"/>
+                <w:bCs w:val="0"/>
+                <w:i w:val="0"/>
+                <w:iCs w:val="0"/>
+                <w:caps w:val="0"/>
+                <w:noProof/>
+                <w:color w:val="auto"/>
+                <w:lang w:val="en-US"/>
+              </w:rPr>
+            </w:pPr>
+            <w:bookmarkStart w:id="5" w:name="_Hlk231212939"/>
+            <w:r>
+              <w:rPr>
+                <w:rStyle w:val="IntenseReference"/>
+                <w:b w:val="0"/>
+                <w:bCs w:val="0"/>
+                <w:i w:val="0"/>
+                <w:iCs w:val="0"/>
+                <w:caps w:val="0"/>
+                <w:noProof/>
+                <w:color w:val="auto"/>
+                <w:lang w:val="en-US"/>
+              </w:rPr>
+              <w:t>Monday</w:t>
+            </w:r>
+            <w:bookmarkEnd w:id="5"/>
+          </w:p>
+        </w:tc>
+        <w:tc>
+          <w:tcPr>
+            <w:tcW w:w="3969" w:type="dxa"/>
+          </w:tcPr>
+          <w:p>
+            <w:pPr>
+              <w:pStyle w:val="NoSpacing"/>
+              <w:cnfStyle w:val="000000100000" w:firstRow="0" w:lastRow="0" w:firstColumn="0" w:lastColumn="0" w:oddVBand="0" w:evenVBand="0" w:oddHBand="1" w:evenHBand="0" w:firstRowFirstColumn="0" w:firstRowLastColumn="0" w:lastRowFirstColumn="0" w:lastRowLastColumn="0"/>
+              <w:rPr>
+                <w:rStyle w:val="IntenseReference"/>
+                <w:b w:val="0"/>
+                <w:bCs w:val="0"/>
+                <w:i w:val="0"/>
+                <w:iCs w:val="0"/>
+                <w:caps w:val="0"/>
+                <w:noProof/>
+                <w:color w:val="auto"/>
+                <w:lang w:val="en-US"/>
+              </w:rPr>
+            </w:pPr>
+            <w:r>
+              <w:rPr>
+                <w:rStyle w:val="IntenseReference"/>
+                <w:b w:val="0"/>
+                <w:bCs w:val="0"/>
+                <w:i w:val="0"/>
+                <w:iCs w:val="0"/>
+                <w:caps w:val="0"/>
+                <w:noProof/>
+                <w:color w:val="auto"/>
+                <w:lang w:val="en-US"/>
+              </w:rPr>
+              <w:t>Compute disparity from stereo pairs, back-project to a metric point cloud, and merge per-orientation clouds at each location into a single 360° cloud (ICP-refined).</w:t>
+            </w:r>
+          </w:p>
+        </w:tc>
+        <w:tc>
+          <w:tcPr>
+            <w:tcW w:w="1984" w:type="dxa"/>
+            <w:vAlign w:val="center"/>
+          </w:tcPr>
+          <w:p>
+            <w:pPr>
+              <w:pStyle w:val="NoSpacing"/>
+              <w:jc w:val="center"/>
+              <w:cnfStyle w:val="000000100000" w:firstRow="0" w:lastRow="0" w:firstColumn="0" w:lastColumn="0" w:oddVBand="0" w:evenVBand="0" w:oddHBand="1" w:evenHBand="0" w:firstRowFirstColumn="0" w:firstRowLastColumn="0" w:lastRowFirstColumn="0" w:lastRowLastColumn="0"/>
+              <w:rPr>
+                <w:rStyle w:val="IntenseReference"/>
+                <w:b w:val="0"/>
+                <w:bCs w:val="0"/>
+                <w:i w:val="0"/>
+                <w:iCs w:val="0"/>
+                <w:caps w:val="0"/>
+                <w:noProof/>
+                <w:color w:val="auto"/>
+                <w:lang w:val="en-US"/>
+              </w:rPr>
+            </w:pPr>
+            <w:r>
+              <w:rPr>
+                <w:rStyle w:val="IntenseReference"/>
+                <w:b w:val="0"/>
+                <w:bCs w:val="0"/>
+                <w:i w:val="0"/>
+                <w:iCs w:val="0"/>
+                <w:caps w:val="0"/>
+                <w:noProof/>
+                <w:color w:val="auto"/>
+                <w:lang w:val="en-US"/>
+              </w:rPr>
+              <w:t>Depends on 4</w:t>
+            </w:r>
+          </w:p>
+        </w:tc>
+      </w:tr>
+      <w:tr>
+        <w:tc>
+          <w:tcPr>
+            <w:cnfStyle w:val="001000000000" w:firstRow="0" w:lastRow="0" w:firstColumn="1" w:lastColumn="0" w:oddVBand="0" w:evenVBand="0" w:oddHBand="0" w:evenHBand="0" w:firstRowFirstColumn="0" w:firstRowLastColumn="0" w:lastRowFirstColumn="0" w:lastRowLastColumn="0"/>
+            <w:tcW w:w="1418" w:type="dxa"/>
+            <w:vAlign w:val="center"/>
+          </w:tcPr>
+          <w:p>
+            <w:pPr>
+              <w:pStyle w:val="NoSpacing"/>
+              <w:jc w:val="center"/>
+              <w:rPr>
+                <w:rStyle w:val="IntenseReference"/>
+                <w:b/>
+                <w:bCs/>
+                <w:i w:val="0"/>
+                <w:iCs w:val="0"/>
+                <w:caps w:val="0"/>
+                <w:noProof/>
+                <w:color w:val="auto"/>
+                <w:lang w:val="en-US"/>
+              </w:rPr>
+            </w:pPr>
+            <w:r>
+              <w:rPr>
+                <w:rStyle w:val="IntenseReference"/>
+                <w:b/>
+                <w:bCs/>
+                <w:i w:val="0"/>
+                <w:iCs w:val="0"/>
+                <w:caps w:val="0"/>
+                <w:noProof/>
+                <w:color w:val="auto"/>
+                <w:lang w:val="en-US"/>
+              </w:rPr>
+              <w:t>Task</w:t>
+            </w:r>
+          </w:p>
+        </w:tc>
+        <w:tc>
+          <w:tcPr>
+            <w:tcW w:w="2268" w:type="dxa"/>
+            <w:vAlign w:val="center"/>
+          </w:tcPr>
+          <w:p>
+            <w:pPr>
+              <w:pStyle w:val="NoSpacing"/>
+              <w:jc w:val="center"/>
+              <w:cnfStyle w:val="000000000000" w:firstRow="0" w:lastRow="0" w:firstColumn="0" w:lastColumn="0" w:oddVBand="0" w:evenVBand="0" w:oddHBand="0" w:evenHBand="0" w:firstRowFirstColumn="0" w:firstRowLastColumn="0" w:lastRowFirstColumn="0" w:lastRowLastColumn="0"/>
+              <w:rPr>
+                <w:rStyle w:val="IntenseReference"/>
+                <w:b w:val="0"/>
+                <w:bCs w:val="0"/>
+                <w:i w:val="0"/>
+                <w:iCs w:val="0"/>
+                <w:caps w:val="0"/>
+                <w:noProof/>
+                <w:color w:val="auto"/>
+                <w:lang w:val="en-US"/>
+              </w:rPr>
+            </w:pPr>
+            <w:r>
+              <w:rPr>
+                <w:rStyle w:val="IntenseReference"/>
+                <w:b w:val="0"/>
+                <w:bCs w:val="0"/>
+                <w:i w:val="0"/>
+                <w:iCs w:val="0"/>
+                <w:caps w:val="0"/>
+                <w:noProof/>
+                <w:color w:val="auto"/>
+                <w:lang w:val="en-US"/>
+              </w:rPr>
+              <w:t>7. Mode 1 — Manual control</w:t>
+            </w:r>
+          </w:p>
+        </w:tc>
+        <w:tc>
+          <w:tcPr>
+            <w:tcW w:w="1701" w:type="dxa"/>
+            <w:vAlign w:val="center"/>
+          </w:tcPr>
+          <w:p>
+            <w:pPr>
+              <w:pStyle w:val="NoSpacing"/>
+              <w:jc w:val="center"/>
+              <w:cnfStyle w:val="000000000000" w:firstRow="0" w:lastRow="0" w:firstColumn="0" w:lastColumn="0" w:oddVBand="0" w:evenVBand="0" w:oddHBand="0" w:evenHBand="0" w:firstRowFirstColumn="0" w:firstRowLastColumn="0" w:lastRowFirstColumn="0" w:lastRowLastColumn="0"/>
+              <w:rPr>
+                <w:rStyle w:val="IntenseReference"/>
+                <w:b w:val="0"/>
+                <w:bCs w:val="0"/>
+                <w:i w:val="0"/>
+                <w:iCs w:val="0"/>
+                <w:caps w:val="0"/>
+                <w:noProof/>
+                <w:color w:val="auto"/>
+                <w:lang w:val="en-US"/>
+              </w:rPr>
+            </w:pPr>
+            <w:bookmarkStart w:id="6" w:name="_Hlk231212955"/>
+            <w:r>
+              <w:rPr>
+                <w:rStyle w:val="IntenseReference"/>
+                <w:b w:val="0"/>
+                <w:bCs w:val="0"/>
+                <w:i w:val="0"/>
+                <w:iCs w:val="0"/>
+                <w:caps w:val="0"/>
+                <w:noProof/>
+                <w:color w:val="auto"/>
+                <w:lang w:val="en-US"/>
+              </w:rPr>
+              <w:t>Monday-Tuesday</w:t>
+            </w:r>
+            <w:bookmarkEnd w:id="6"/>
+          </w:p>
+        </w:tc>
+        <w:tc>
+          <w:tcPr>
+            <w:tcW w:w="3969" w:type="dxa"/>
+          </w:tcPr>
+          <w:p>
+            <w:pPr>
+              <w:pStyle w:val="NoSpacing"/>
+              <w:cnfStyle w:val="000000000000" w:firstRow="0" w:lastRow="0" w:firstColumn="0" w:lastColumn="0" w:oddVBand="0" w:evenVBand="0" w:oddHBand="0" w:evenHBand="0" w:firstRowFirstColumn="0" w:firstRowLastColumn="0" w:lastRowFirstColumn="0" w:lastRowLastColumn="0"/>
+              <w:rPr>
+                <w:rStyle w:val="IntenseReference"/>
+                <w:b w:val="0"/>
+                <w:bCs w:val="0"/>
+                <w:i w:val="0"/>
+                <w:iCs w:val="0"/>
+                <w:caps w:val="0"/>
+                <w:noProof/>
+                <w:color w:val="auto"/>
+                <w:lang w:val="en-US"/>
+              </w:rPr>
+            </w:pPr>
+            <w:r>
+              <w:rPr>
+                <w:rStyle w:val="IntenseReference"/>
+                <w:b w:val="0"/>
+                <w:bCs w:val="0"/>
+                <w:i w:val="0"/>
+                <w:iCs w:val="0"/>
+                <w:caps w:val="0"/>
+                <w:noProof/>
+                <w:color w:val="auto"/>
+                <w:lang w:val="en-US"/>
+              </w:rPr>
+              <w:t>Keyboard-driven WASD teleop with a capture-key trigger for the autonomous routine.</w:t>
+            </w:r>
+          </w:p>
+        </w:tc>
+        <w:tc>
+          <w:tcPr>
+            <w:tcW w:w="1984" w:type="dxa"/>
+            <w:vAlign w:val="center"/>
+          </w:tcPr>
+          <w:p>
+            <w:pPr>
+              <w:pStyle w:val="NoSpacing"/>
+              <w:jc w:val="center"/>
+              <w:cnfStyle w:val="000000000000" w:firstRow="0" w:lastRow="0" w:firstColumn="0" w:lastColumn="0" w:oddVBand="0" w:evenVBand="0" w:oddHBand="0" w:evenHBand="0" w:firstRowFirstColumn="0" w:firstRowLastColumn="0" w:lastRowFirstColumn="0" w:lastRowLastColumn="0"/>
+              <w:rPr>
+                <w:rStyle w:val="IntenseReference"/>
+                <w:b w:val="0"/>
+                <w:bCs w:val="0"/>
+                <w:i w:val="0"/>
+                <w:iCs w:val="0"/>
+                <w:caps w:val="0"/>
+                <w:noProof/>
+                <w:color w:val="auto"/>
+                <w:lang w:val="en-US"/>
+              </w:rPr>
+            </w:pPr>
+            <w:r>
+              <w:rPr>
+                <w:rStyle w:val="IntenseReference"/>
+                <w:b w:val="0"/>
+                <w:bCs w:val="0"/>
+                <w:i w:val="0"/>
+                <w:iCs w:val="0"/>
+                <w:caps w:val="0"/>
+                <w:noProof/>
+                <w:color w:val="auto"/>
+                <w:lang w:val="en-US"/>
+              </w:rPr>
+              <w:t>Depends on 4, 6</w:t>
+            </w:r>
+          </w:p>
+        </w:tc>
+      </w:tr>
+      <w:tr>
+        <w:trPr>
+          <w:cnfStyle w:val="000000100000" w:firstRow="0" w:lastRow="0" w:firstColumn="0" w:lastColumn="0" w:oddVBand="0" w:evenVBand="0" w:oddHBand="1" w:evenHBand="0" w:firstRowFirstColumn="0" w:firstRowLastColumn="0" w:lastRowFirstColumn="0" w:lastRowLastColumn="0"/>
+        </w:trPr>
+        <w:tc>
+          <w:tcPr>
+            <w:cnfStyle w:val="001000000000" w:firstRow="0" w:lastRow="0" w:firstColumn="1" w:lastColumn="0" w:oddVBand="0" w:evenVBand="0" w:oddHBand="0" w:evenHBand="0" w:firstRowFirstColumn="0" w:firstRowLastColumn="0" w:lastRowFirstColumn="0" w:lastRowLastColumn="0"/>
+            <w:tcW w:w="1418" w:type="dxa"/>
+            <w:vAlign w:val="center"/>
+          </w:tcPr>
+          <w:p>
+            <w:pPr>
+              <w:pStyle w:val="NoSpacing"/>
+              <w:jc w:val="center"/>
+              <w:rPr>
+                <w:rStyle w:val="IntenseReference"/>
+                <w:b/>
+                <w:bCs/>
+                <w:i w:val="0"/>
+                <w:iCs w:val="0"/>
+                <w:caps w:val="0"/>
+                <w:noProof/>
+                <w:color w:val="auto"/>
+                <w:lang w:val="en-US"/>
+              </w:rPr>
+            </w:pPr>
+            <w:bookmarkStart w:id="7" w:name="_Hlk231212793"/>
+            <w:r>
+              <w:rPr>
+                <w:rStyle w:val="IntenseReference"/>
+                <w:b/>
+                <w:bCs/>
+                <w:i w:val="0"/>
+                <w:iCs w:val="0"/>
+                <w:caps w:val="0"/>
+                <w:noProof/>
+                <w:color w:val="auto"/>
+                <w:lang w:val="en-US"/>
+              </w:rPr>
+              <w:t>Task</w:t>
+            </w:r>
+            <w:bookmarkEnd w:id="7"/>
+          </w:p>
+        </w:tc>
+        <w:tc>
+          <w:tcPr>
+            <w:tcW w:w="2268" w:type="dxa"/>
+            <w:vAlign w:val="center"/>
+          </w:tcPr>
+          <w:p>
+            <w:pPr>
+              <w:pStyle w:val="NoSpacing"/>
+              <w:jc w:val="center"/>
+              <w:cnfStyle w:val="000000100000" w:firstRow="0" w:lastRow="0" w:firstColumn="0" w:lastColumn="0" w:oddVBand="0" w:evenVBand="0" w:oddHBand="1" w:evenHBand="0" w:firstRowFirstColumn="0" w:firstRowLastColumn="0" w:lastRowFirstColumn="0" w:lastRowLastColumn="0"/>
+              <w:rPr>
+                <w:rStyle w:val="IntenseReference"/>
+                <w:b w:val="0"/>
+                <w:bCs w:val="0"/>
+                <w:i w:val="0"/>
+                <w:iCs w:val="0"/>
+                <w:caps w:val="0"/>
+                <w:noProof/>
+                <w:color w:val="auto"/>
+                <w:lang w:val="en-US"/>
+              </w:rPr>
+            </w:pPr>
+            <w:r>
+              <w:rPr>
+                <w:rStyle w:val="IntenseReference"/>
+                <w:b w:val="0"/>
+                <w:bCs w:val="0"/>
+                <w:i w:val="0"/>
+                <w:iCs w:val="0"/>
+                <w:caps w:val="0"/>
+                <w:noProof/>
+                <w:color w:val="auto"/>
+                <w:lang w:val="en-US"/>
+              </w:rPr>
+              <w:t>8. Mode 2 — Line following</w:t>
+            </w:r>
+          </w:p>
+        </w:tc>
+        <w:tc>
+          <w:tcPr>
+            <w:tcW w:w="1701" w:type="dxa"/>
+            <w:vAlign w:val="center"/>
+          </w:tcPr>
+          <w:p>
+            <w:pPr>
+              <w:pStyle w:val="NoSpacing"/>
+              <w:jc w:val="center"/>
+              <w:cnfStyle w:val="000000100000" w:firstRow="0" w:lastRow="0" w:firstColumn="0" w:lastColumn="0" w:oddVBand="0" w:evenVBand="0" w:oddHBand="1" w:evenHBand="0" w:firstRowFirstColumn="0" w:firstRowLastColumn="0" w:lastRowFirstColumn="0" w:lastRowLastColumn="0"/>
+              <w:rPr>
+                <w:rStyle w:val="IntenseReference"/>
+                <w:b w:val="0"/>
+                <w:bCs w:val="0"/>
+                <w:i w:val="0"/>
+                <w:iCs w:val="0"/>
+                <w:caps w:val="0"/>
+                <w:noProof/>
+                <w:color w:val="auto"/>
+                <w:lang w:val="en-US"/>
+              </w:rPr>
+            </w:pPr>
+            <w:r>
+              <w:rPr>
+                <w:rStyle w:val="IntenseReference"/>
+                <w:b w:val="0"/>
+                <w:bCs w:val="0"/>
+                <w:i w:val="0"/>
+                <w:iCs w:val="0"/>
+                <w:caps w:val="0"/>
+                <w:noProof/>
+                <w:color w:val="auto"/>
+                <w:lang w:val="en-US"/>
+              </w:rPr>
+              <w:t>Monday-Tuesday</w:t>
+            </w:r>
+          </w:p>
+        </w:tc>
+        <w:tc>
+          <w:tcPr>
+            <w:tcW w:w="3969" w:type="dxa"/>
+          </w:tcPr>
+          <w:p>
+            <w:pPr>
+              <w:pStyle w:val="NoSpacing"/>
+              <w:cnfStyle w:val="000000100000" w:firstRow="0" w:lastRow="0" w:firstColumn="0" w:lastColumn="0" w:oddVBand="0" w:evenVBand="0" w:oddHBand="1" w:evenHBand="0" w:firstRowFirstColumn="0" w:firstRowLastColumn="0" w:lastRowFirstColumn="0" w:lastRowLastColumn="0"/>
+              <w:rPr>
+                <w:rStyle w:val="IntenseReference"/>
+                <w:b w:val="0"/>
+                <w:bCs w:val="0"/>
+                <w:i w:val="0"/>
+                <w:iCs w:val="0"/>
+                <w:caps w:val="0"/>
+                <w:noProof/>
+                <w:color w:val="auto"/>
+                <w:lang w:val="en-US"/>
+              </w:rPr>
+            </w:pPr>
+            <w:r>
+              <w:rPr>
+                <w:rStyle w:val="IntenseReference"/>
+                <w:b w:val="0"/>
+                <w:bCs w:val="0"/>
+                <w:i w:val="0"/>
+                <w:iCs w:val="0"/>
+                <w:caps w:val="0"/>
+                <w:noProof/>
+                <w:color w:val="auto"/>
+                <w:lang w:val="en-US"/>
+              </w:rPr>
+              <w:t>Autonomous IR line following with cross-mark stop markers triggering the capture routine.</w:t>
+            </w:r>
+          </w:p>
+        </w:tc>
+        <w:tc>
+          <w:tcPr>
+            <w:tcW w:w="1984" w:type="dxa"/>
+            <w:vAlign w:val="center"/>
+          </w:tcPr>
+          <w:p>
+            <w:pPr>
+              <w:pStyle w:val="NoSpacing"/>
+              <w:jc w:val="center"/>
+              <w:cnfStyle w:val="000000100000" w:firstRow="0" w:lastRow="0" w:firstColumn="0" w:lastColumn="0" w:oddVBand="0" w:evenVBand="0" w:oddHBand="1" w:evenHBand="0" w:firstRowFirstColumn="0" w:firstRowLastColumn="0" w:lastRowFirstColumn="0" w:lastRowLastColumn="0"/>
+              <w:rPr>
+                <w:rStyle w:val="IntenseReference"/>
+                <w:b w:val="0"/>
+                <w:bCs w:val="0"/>
+                <w:i w:val="0"/>
+                <w:iCs w:val="0"/>
+                <w:caps w:val="0"/>
+                <w:noProof/>
+                <w:color w:val="auto"/>
+                <w:lang w:val="en-US"/>
+              </w:rPr>
+            </w:pPr>
+            <w:r>
+              <w:rPr>
+                <w:rStyle w:val="IntenseReference"/>
+                <w:b w:val="0"/>
+                <w:bCs w:val="0"/>
+                <w:i w:val="0"/>
+                <w:iCs w:val="0"/>
+                <w:caps w:val="0"/>
+                <w:noProof/>
+                <w:color w:val="auto"/>
+                <w:lang w:val="en-US"/>
+              </w:rPr>
+              <w:t>Depends on 4, 6</w:t>
+            </w:r>
+          </w:p>
+        </w:tc>
+      </w:tr>
+      <w:tr>
+        <w:tc>
+          <w:tcPr>
+            <w:cnfStyle w:val="001000000000" w:firstRow="0" w:lastRow="0" w:firstColumn="1" w:lastColumn="0" w:oddVBand="0" w:evenVBand="0" w:oddHBand="0" w:evenHBand="0" w:firstRowFirstColumn="0" w:firstRowLastColumn="0" w:lastRowFirstColumn="0" w:lastRowLastColumn="0"/>
+            <w:tcW w:w="1418" w:type="dxa"/>
+            <w:vAlign w:val="center"/>
+          </w:tcPr>
+          <w:p>
+            <w:pPr>
+              <w:pStyle w:val="NoSpacing"/>
+              <w:jc w:val="center"/>
+              <w:rPr>
+                <w:rStyle w:val="IntenseReference"/>
+                <w:b/>
+                <w:bCs/>
+                <w:i w:val="0"/>
+                <w:iCs w:val="0"/>
+                <w:caps w:val="0"/>
+                <w:noProof/>
+                <w:color w:val="auto"/>
+                <w:lang w:val="en-US"/>
+              </w:rPr>
+            </w:pPr>
+            <w:r>
+              <w:rPr>
+                <w:rStyle w:val="IntenseReference"/>
+                <w:b/>
+                <w:bCs/>
+                <w:i w:val="0"/>
+                <w:iCs w:val="0"/>
+                <w:caps w:val="0"/>
+                <w:noProof/>
+                <w:color w:val="auto"/>
+                <w:lang w:val="en-US"/>
+              </w:rPr>
+              <w:t>Task</w:t>
+            </w:r>
+          </w:p>
+        </w:tc>
+        <w:tc>
+          <w:tcPr>
+            <w:tcW w:w="2268" w:type="dxa"/>
+            <w:vAlign w:val="center"/>
+          </w:tcPr>
+          <w:p>
+            <w:pPr>
+              <w:pStyle w:val="NoSpacing"/>
+              <w:jc w:val="center"/>
+              <w:cnfStyle w:val="000000000000" w:firstRow="0" w:lastRow="0" w:firstColumn="0" w:lastColumn="0" w:oddVBand="0" w:evenVBand="0" w:oddHBand="0" w:evenHBand="0" w:firstRowFirstColumn="0" w:firstRowLastColumn="0" w:lastRowFirstColumn="0" w:lastRowLastColumn="0"/>
+              <w:rPr>
+                <w:rStyle w:val="IntenseReference"/>
+                <w:b w:val="0"/>
+                <w:bCs w:val="0"/>
+                <w:i w:val="0"/>
+                <w:iCs w:val="0"/>
+                <w:caps w:val="0"/>
+                <w:noProof/>
+                <w:color w:val="auto"/>
+                <w:lang w:val="en-US"/>
+              </w:rPr>
+            </w:pPr>
+            <w:r>
+              <w:rPr>
+                <w:rStyle w:val="IntenseReference"/>
+                <w:b w:val="0"/>
+                <w:bCs w:val="0"/>
+                <w:i w:val="0"/>
+                <w:iCs w:val="0"/>
+                <w:caps w:val="0"/>
+                <w:noProof/>
+                <w:color w:val="auto"/>
+                <w:lang w:val="en-US"/>
+              </w:rPr>
+              <w:t>9. Integration</w:t>
+            </w:r>
+          </w:p>
+        </w:tc>
+        <w:tc>
+          <w:tcPr>
+            <w:tcW w:w="1701" w:type="dxa"/>
+            <w:vAlign w:val="center"/>
+          </w:tcPr>
+          <w:p>
+            <w:pPr>
+              <w:pStyle w:val="NoSpacing"/>
+              <w:jc w:val="center"/>
+              <w:cnfStyle w:val="000000000000" w:firstRow="0" w:lastRow="0" w:firstColumn="0" w:lastColumn="0" w:oddVBand="0" w:evenVBand="0" w:oddHBand="0" w:evenHBand="0" w:firstRowFirstColumn="0" w:firstRowLastColumn="0" w:lastRowFirstColumn="0" w:lastRowLastColumn="0"/>
+              <w:rPr>
+                <w:rStyle w:val="IntenseReference"/>
+                <w:b w:val="0"/>
+                <w:bCs w:val="0"/>
+                <w:i w:val="0"/>
+                <w:iCs w:val="0"/>
+                <w:caps w:val="0"/>
+                <w:noProof/>
+                <w:color w:val="auto"/>
+                <w:lang w:val="en-US"/>
+              </w:rPr>
+            </w:pPr>
+            <w:r>
+              <w:rPr>
+                <w:rStyle w:val="IntenseReference"/>
+                <w:b w:val="0"/>
+                <w:bCs w:val="0"/>
+                <w:i w:val="0"/>
+                <w:iCs w:val="0"/>
+                <w:caps w:val="0"/>
+                <w:noProof/>
+                <w:color w:val="auto"/>
+                <w:lang w:val="en-US"/>
+              </w:rPr>
+              <w:t>Wendesday</w:t>
+            </w:r>
+          </w:p>
+        </w:tc>
+        <w:tc>
+          <w:tcPr>
+            <w:tcW w:w="3969" w:type="dxa"/>
+          </w:tcPr>
+          <w:p>
+            <w:pPr>
+              <w:pStyle w:val="NoSpacing"/>
+              <w:cnfStyle w:val="000000000000" w:firstRow="0" w:lastRow="0" w:firstColumn="0" w:lastColumn="0" w:oddVBand="0" w:evenVBand="0" w:oddHBand="0" w:evenHBand="0" w:firstRowFirstColumn="0" w:firstRowLastColumn="0" w:lastRowFirstColumn="0" w:lastRowLastColumn="0"/>
+              <w:rPr>
+                <w:rStyle w:val="IntenseReference"/>
+                <w:b w:val="0"/>
+                <w:bCs w:val="0"/>
+                <w:i w:val="0"/>
+                <w:iCs w:val="0"/>
+                <w:caps w:val="0"/>
+                <w:noProof/>
+                <w:color w:val="auto"/>
+                <w:lang w:val="en-US"/>
+              </w:rPr>
+            </w:pPr>
+            <w:r>
+              <w:rPr>
+                <w:rStyle w:val="IntenseReference"/>
+                <w:b w:val="0"/>
+                <w:bCs w:val="0"/>
+                <w:i w:val="0"/>
+                <w:iCs w:val="0"/>
+                <w:caps w:val="0"/>
+                <w:noProof/>
+                <w:color w:val="auto"/>
+                <w:lang w:val="en-US"/>
+              </w:rPr>
+              <w:t>Top-level module wiring API, depth pipeline, capture routine, and both navigation modes.</w:t>
+            </w:r>
+          </w:p>
+        </w:tc>
+        <w:tc>
+          <w:tcPr>
+            <w:tcW w:w="1984" w:type="dxa"/>
+            <w:vAlign w:val="center"/>
+          </w:tcPr>
+          <w:p>
+            <w:pPr>
+              <w:pStyle w:val="NoSpacing"/>
+              <w:jc w:val="center"/>
+              <w:cnfStyle w:val="000000000000" w:firstRow="0" w:lastRow="0" w:firstColumn="0" w:lastColumn="0" w:oddVBand="0" w:evenVBand="0" w:oddHBand="0" w:evenHBand="0" w:firstRowFirstColumn="0" w:firstRowLastColumn="0" w:lastRowFirstColumn="0" w:lastRowLastColumn="0"/>
+              <w:rPr>
+                <w:rStyle w:val="IntenseReference"/>
+                <w:b w:val="0"/>
+                <w:bCs w:val="0"/>
+                <w:i w:val="0"/>
+                <w:iCs w:val="0"/>
+                <w:caps w:val="0"/>
+                <w:noProof/>
+                <w:color w:val="auto"/>
+                <w:lang w:val="en-US"/>
+              </w:rPr>
+            </w:pPr>
+            <w:r>
+              <w:rPr>
+                <w:rStyle w:val="IntenseReference"/>
+                <w:b w:val="0"/>
+                <w:bCs w:val="0"/>
+                <w:i w:val="0"/>
+                <w:iCs w:val="0"/>
+                <w:caps w:val="0"/>
+                <w:noProof/>
+                <w:color w:val="auto"/>
+                <w:lang w:val="en-US"/>
+              </w:rPr>
+              <w:t>Depends on 7, 8</w:t>
+            </w:r>
+          </w:p>
+        </w:tc>
+      </w:tr>
+      <w:tr>
+        <w:trPr>
+          <w:cnfStyle w:val="000000100000" w:firstRow="0" w:lastRow="0" w:firstColumn="0" w:lastColumn="0" w:oddVBand="0" w:evenVBand="0" w:oddHBand="1" w:evenHBand="0" w:firstRowFirstColumn="0" w:firstRowLastColumn="0" w:lastRowFirstColumn="0" w:lastRowLastColumn="0"/>
+        </w:trPr>
+        <w:tc>
+          <w:tcPr>
+            <w:cnfStyle w:val="001000000000" w:firstRow="0" w:lastRow="0" w:firstColumn="1" w:lastColumn="0" w:oddVBand="0" w:evenVBand="0" w:oddHBand="0" w:evenHBand="0" w:firstRowFirstColumn="0" w:firstRowLastColumn="0" w:lastRowFirstColumn="0" w:lastRowLastColumn="0"/>
+            <w:tcW w:w="1418" w:type="dxa"/>
+            <w:vAlign w:val="center"/>
+          </w:tcPr>
+          <w:p>
+            <w:pPr>
+              <w:pStyle w:val="NoSpacing"/>
+              <w:jc w:val="center"/>
+              <w:rPr>
+                <w:rStyle w:val="IntenseReference"/>
+                <w:b/>
+                <w:bCs/>
+                <w:i w:val="0"/>
+                <w:iCs w:val="0"/>
+                <w:caps w:val="0"/>
+                <w:noProof/>
+                <w:color w:val="auto"/>
+                <w:lang w:val="en-US"/>
+              </w:rPr>
+            </w:pPr>
+            <w:r>
+              <w:rPr>
+                <w:rStyle w:val="IntenseReference"/>
+                <w:b/>
+                <w:bCs/>
+                <w:i w:val="0"/>
+                <w:iCs w:val="0"/>
+                <w:caps w:val="0"/>
+                <w:noProof/>
+                <w:color w:val="auto"/>
+                <w:lang w:val="en-US"/>
+              </w:rPr>
+              <w:t>Deliverable</w:t>
+            </w:r>
+          </w:p>
+        </w:tc>
+        <w:tc>
+          <w:tcPr>
+            <w:tcW w:w="2268" w:type="dxa"/>
+            <w:vAlign w:val="center"/>
+          </w:tcPr>
+          <w:p>
+            <w:pPr>
+              <w:pStyle w:val="NoSpacing"/>
+              <w:jc w:val="center"/>
+              <w:cnfStyle w:val="000000100000" w:firstRow="0" w:lastRow="0" w:firstColumn="0" w:lastColumn="0" w:oddVBand="0" w:evenVBand="0" w:oddHBand="1" w:evenHBand="0" w:firstRowFirstColumn="0" w:firstRowLastColumn="0" w:lastRowFirstColumn="0" w:lastRowLastColumn="0"/>
+              <w:rPr>
+                <w:rStyle w:val="IntenseReference"/>
+                <w:b w:val="0"/>
+                <w:bCs w:val="0"/>
+                <w:i w:val="0"/>
+                <w:iCs w:val="0"/>
+                <w:caps w:val="0"/>
+                <w:noProof/>
+                <w:color w:val="auto"/>
+                <w:lang w:val="en-US"/>
+              </w:rPr>
+            </w:pPr>
+            <w:r>
+              <w:rPr>
+                <w:rStyle w:val="IntenseReference"/>
+                <w:b w:val="0"/>
+                <w:bCs w:val="0"/>
+                <w:i w:val="0"/>
+                <w:iCs w:val="0"/>
+                <w:caps w:val="0"/>
+                <w:noProof/>
+                <w:color w:val="auto"/>
+                <w:lang w:val="en-US"/>
+              </w:rPr>
+              <w:t>10. Validation &amp; testing</w:t>
+            </w:r>
+          </w:p>
+        </w:tc>
+        <w:tc>
+          <w:tcPr>
+            <w:tcW w:w="1701" w:type="dxa"/>
+            <w:vAlign w:val="center"/>
+          </w:tcPr>
+          <w:p>
+            <w:pPr>
+              <w:pStyle w:val="NoSpacing"/>
+              <w:jc w:val="center"/>
+              <w:cnfStyle w:val="000000100000" w:firstRow="0" w:lastRow="0" w:firstColumn="0" w:lastColumn="0" w:oddVBand="0" w:evenVBand="0" w:oddHBand="1" w:evenHBand="0" w:firstRowFirstColumn="0" w:firstRowLastColumn="0" w:lastRowFirstColumn="0" w:lastRowLastColumn="0"/>
+              <w:rPr>
+                <w:rStyle w:val="IntenseReference"/>
+                <w:b w:val="0"/>
+                <w:bCs w:val="0"/>
+                <w:i w:val="0"/>
+                <w:iCs w:val="0"/>
+                <w:caps w:val="0"/>
+                <w:noProof/>
+                <w:color w:val="auto"/>
+                <w:lang w:val="en-US"/>
+              </w:rPr>
+            </w:pPr>
+            <w:r>
+              <w:rPr>
+                <w:rStyle w:val="IntenseReference"/>
+                <w:b w:val="0"/>
+                <w:bCs w:val="0"/>
+                <w:i w:val="0"/>
+                <w:iCs w:val="0"/>
+                <w:caps w:val="0"/>
+                <w:noProof/>
+                <w:color w:val="auto"/>
+                <w:lang w:val="en-US"/>
+              </w:rPr>
+              <w:t>Thuresday</w:t>
+            </w:r>
+          </w:p>
+        </w:tc>
+        <w:tc>
+          <w:tcPr>
+            <w:tcW w:w="3969" w:type="dxa"/>
+          </w:tcPr>
+          <w:p>
+            <w:pPr>
+              <w:pStyle w:val="NoSpacing"/>
+              <w:cnfStyle w:val="000000100000" w:firstRow="0" w:lastRow="0" w:firstColumn="0" w:lastColumn="0" w:oddVBand="0" w:evenVBand="0" w:oddHBand="1" w:evenHBand="0" w:firstRowFirstColumn="0" w:firstRowLastColumn="0" w:lastRowFirstColumn="0" w:lastRowLastColumn="0"/>
+              <w:rPr>
+                <w:rStyle w:val="IntenseReference"/>
+                <w:b w:val="0"/>
+                <w:bCs w:val="0"/>
+                <w:i w:val="0"/>
+                <w:iCs w:val="0"/>
+                <w:caps w:val="0"/>
+                <w:noProof/>
+                <w:color w:val="auto"/>
+                <w:lang w:val="en-US"/>
+              </w:rPr>
+            </w:pPr>
+            <w:r>
+              <w:rPr>
+                <w:rStyle w:val="IntenseReference"/>
+                <w:b w:val="0"/>
+                <w:bCs w:val="0"/>
+                <w:i w:val="0"/>
+                <w:iCs w:val="0"/>
+                <w:caps w:val="0"/>
+                <w:noProof/>
+                <w:color w:val="auto"/>
+                <w:lang w:val="en-US"/>
+              </w:rPr>
+              <w:t>Run both modes across multiple capture locations; verify navigation, 360° clouds, room reconstruction.</w:t>
+            </w:r>
+          </w:p>
+        </w:tc>
+        <w:tc>
+          <w:tcPr>
+            <w:tcW w:w="1984" w:type="dxa"/>
+            <w:vAlign w:val="center"/>
+          </w:tcPr>
+          <w:p>
+            <w:pPr>
+              <w:pStyle w:val="NoSpacing"/>
+              <w:jc w:val="center"/>
+              <w:cnfStyle w:val="000000100000" w:firstRow="0" w:lastRow="0" w:firstColumn="0" w:lastColumn="0" w:oddVBand="0" w:evenVBand="0" w:oddHBand="1" w:evenHBand="0" w:firstRowFirstColumn="0" w:firstRowLastColumn="0" w:lastRowFirstColumn="0" w:lastRowLastColumn="0"/>
+              <w:rPr>
+                <w:rStyle w:val="IntenseReference"/>
+                <w:b w:val="0"/>
+                <w:bCs w:val="0"/>
+                <w:i w:val="0"/>
+                <w:iCs w:val="0"/>
+                <w:caps w:val="0"/>
+                <w:noProof/>
+                <w:color w:val="auto"/>
+                <w:lang w:val="en-US"/>
+              </w:rPr>
+            </w:pPr>
+            <w:r>
+              <w:rPr>
+                <w:rStyle w:val="IntenseReference"/>
+                <w:b w:val="0"/>
+                <w:bCs w:val="0"/>
+                <w:i w:val="0"/>
+                <w:iCs w:val="0"/>
+                <w:caps w:val="0"/>
+                <w:noProof/>
+                <w:color w:val="auto"/>
+                <w:lang w:val="en-US"/>
+              </w:rPr>
+              <w:t>Depends on 9</w:t>
+            </w:r>
           </w:p>
         </w:tc>
       </w:tr>
@@ -1135,39 +3518,24 @@
           <w:lang w:val="en-US"/>
         </w:rPr>
       </w:pPr>
+      <w:bookmarkStart w:id="8" w:name="_Hlk231213000"/>
       <w:r>
         <w:rPr>
           <w:rStyle w:val="IntenseReference"/>
           <w:lang w:val="en-US"/>
         </w:rPr>
+        <w:lastRenderedPageBreak/>
         <w:t>GANTT:</w:t>
       </w:r>
-    </w:p>
-    <w:p>
-      <w:pPr>
-        <w:pStyle w:val="NoSpacing"/>
-        <w:rPr>
-          <w:rStyle w:val="IntenseReference"/>
-          <w:lang w:val="en-US"/>
-        </w:rPr>
-      </w:pPr>
-    </w:p>
-    <w:p>
-      <w:pPr>
-        <w:pStyle w:val="NoSpacing"/>
-        <w:rPr>
-          <w:rStyle w:val="IntenseReference"/>
-          <w:lang w:val="en-US"/>
-        </w:rPr>
-      </w:pPr>
+      <w:bookmarkEnd w:id="8"/>
     </w:p>
     <w:sectPr>
-      <w:headerReference w:type="even" r:id="rId6"/>
-      <w:headerReference w:type="default" r:id="rId7"/>
-      <w:footerReference w:type="even" r:id="rId8"/>
-      <w:footerReference w:type="default" r:id="rId9"/>
-      <w:headerReference w:type="first" r:id="rId10"/>
-      <w:footerReference w:type="first" r:id="rId11"/>
+      <w:headerReference w:type="even" r:id="rId8"/>
+      <w:headerReference w:type="default" r:id="rId9"/>
+      <w:footerReference w:type="even" r:id="rId10"/>
+      <w:footerReference w:type="default" r:id="rId11"/>
+      <w:headerReference w:type="first" r:id="rId12"/>
+      <w:footerReference w:type="first" r:id="rId13"/>
       <w:pgSz w:w="11906" w:h="16838"/>
       <w:pgMar w:top="1440" w:right="1440" w:bottom="1440" w:left="1440" w:header="708" w:footer="708" w:gutter="0"/>
       <w:cols w:space="708"/>
@@ -1341,6 +3709,148 @@
 </w:hdr>
 </file>
 
+<file path=word/numbering.xml><?xml version="1.0" encoding="utf-8"?>
+<w:numbering xmlns:wpc="http://schemas.microsoft.com/office/word/2010/wordprocessingCanvas" xmlns:cx="http://schemas.microsoft.com/office/drawing/2014/chartex" xmlns:cx1="http://schemas.microsoft.com/office/drawing/2015/9/8/chartex" xmlns:cx2="http://schemas.microsoft.com/office/drawing/2015/10/21/chartex" xmlns:cx3="http://schemas.microsoft.com/office/drawing/2016/5/9/chartex" xmlns:cx4="http://schemas.microsoft.com/office/drawing/2016/5/10/chartex" xmlns:cx5="http://schemas.microsoft.com/office/drawing/2016/5/11/chartex" xmlns:cx6="http://schemas.microsoft.com/office/drawing/2016/5/12/chartex" xmlns:cx7="http://schemas.microsoft.com/office/drawing/2016/5/13/chartex" xmlns:cx8="http://schemas.microsoft.com/office/drawing/2016/5/14/chartex" xmlns:mc="http://schemas.openxmlformats.org/markup-compatibility/2006" xmlns:aink="http://schemas.microsoft.com/office/drawing/2016/ink" xmlns:am3d="http://schemas.microsoft.com/office/drawing/2017/model3d" xmlns:o="urn:schemas-microsoft-com:office:office" xmlns:oel="http://schemas.microsoft.com/office/2019/extlst" xmlns:r="http://schemas.openxmlformats.org/officeDocument/2006/relationships" xmlns:m="http://schemas.openxmlformats.org/officeDocument/2006/math" xmlns:v="urn:schemas-microsoft-com:vml" xmlns:wp14="http://schemas.microsoft.com/office/word/2010/wordprocessingDrawing" xmlns:wp="http://schemas.openxmlformats.org/drawingml/2006/wordprocessingDrawing" xmlns:w10="urn:schemas-microsoft-com:office:word" xmlns:w="http://schemas.openxmlformats.org/wordprocessingml/2006/main" xmlns:w14="http://schemas.microsoft.com/office/word/2010/wordml" xmlns:w15="http://schemas.microsoft.com/office/word/2012/wordml" xmlns:w16cex="http://schemas.microsoft.com/office/word/2018/wordml/cex" xmlns:w16cid="http://schemas.microsoft.com/office/word/2016/wordml/cid" xmlns:w16="http://schemas.microsoft.com/office/word/2018/wordml" xmlns:w16du="http://schemas.microsoft.com/office/word/2023/wordml/word16du" xmlns:w16sdtdh="http://schemas.microsoft.com/office/word/2020/wordml/sdtdatahash" xmlns:w16sdtfl="http://schemas.microsoft.com/office/word/2024/wordml/sdtformatlock" xmlns:w16se="http://schemas.microsoft.com/office/word/2015/wordml/symex" xmlns:wpg="http://schemas.microsoft.com/office/word/2010/wordprocessingGroup" xmlns:wpi="http://schemas.microsoft.com/office/word/2010/wordprocessingInk" xmlns:wne="http://schemas.microsoft.com/office/word/2006/wordml" xmlns:wps="http://schemas.microsoft.com/office/word/2010/wordprocessingShape" mc:Ignorable="w14 w15 w16se w16cid w16 w16cex w16sdtdh w16sdtfl w16du wp14">
+  <w:abstractNum w:abstractNumId="0" w15:restartNumberingAfterBreak="0">
+    <w:nsid w:val="FFFFFF88"/>
+    <w:multiLevelType w:val="singleLevel"/>
+    <w:tmpl w:val="EE328CF8"/>
+    <w:lvl w:ilvl="0">
+      <w:start w:val="1"/>
+      <w:numFmt w:val="decimal"/>
+      <w:pStyle w:val="ListNumber"/>
+      <w:lvlText w:val="%1."/>
+      <w:lvlJc w:val="left"/>
+      <w:pPr>
+        <w:tabs>
+          <w:tab w:val="num" w:pos="360"/>
+        </w:tabs>
+        <w:ind w:left="360" w:hanging="360"/>
+      </w:pPr>
+    </w:lvl>
+  </w:abstractNum>
+  <w:abstractNum w:abstractNumId="1" w15:restartNumberingAfterBreak="0">
+    <w:nsid w:val="0A8A0478"/>
+    <w:multiLevelType w:val="hybridMultilevel"/>
+    <w:tmpl w:val="584A60D4"/>
+    <w:lvl w:ilvl="0" w:tplc="04090001">
+      <w:start w:val="1"/>
+      <w:numFmt w:val="bullet"/>
+      <w:lvlText w:val=""/>
+      <w:lvlJc w:val="left"/>
+      <w:pPr>
+        <w:ind w:left="720" w:hanging="360"/>
+      </w:pPr>
+      <w:rPr>
+        <w:rFonts w:ascii="Symbol" w:hAnsi="Symbol" w:hint="default"/>
+      </w:rPr>
+    </w:lvl>
+    <w:lvl w:ilvl="1" w:tplc="04090003" w:tentative="1">
+      <w:start w:val="1"/>
+      <w:numFmt w:val="bullet"/>
+      <w:lvlText w:val="o"/>
+      <w:lvlJc w:val="left"/>
+      <w:pPr>
+        <w:ind w:left="1440" w:hanging="360"/>
+      </w:pPr>
+      <w:rPr>
+        <w:rFonts w:ascii="Courier New" w:hAnsi="Courier New" w:cs="Courier New" w:hint="default"/>
+      </w:rPr>
+    </w:lvl>
+    <w:lvl w:ilvl="2" w:tplc="04090005" w:tentative="1">
+      <w:start w:val="1"/>
+      <w:numFmt w:val="bullet"/>
+      <w:lvlText w:val=""/>
+      <w:lvlJc w:val="left"/>
+      <w:pPr>
+        <w:ind w:left="2160" w:hanging="360"/>
+      </w:pPr>
+      <w:rPr>
+        <w:rFonts w:ascii="Wingdings" w:hAnsi="Wingdings" w:hint="default"/>
+      </w:rPr>
+    </w:lvl>
+    <w:lvl w:ilvl="3" w:tplc="04090001" w:tentative="1">
+      <w:start w:val="1"/>
+      <w:numFmt w:val="bullet"/>
+      <w:lvlText w:val=""/>
+      <w:lvlJc w:val="left"/>
+      <w:pPr>
+        <w:ind w:left="2880" w:hanging="360"/>
+      </w:pPr>
+      <w:rPr>
+        <w:rFonts w:ascii="Symbol" w:hAnsi="Symbol" w:hint="default"/>
+      </w:rPr>
+    </w:lvl>
+    <w:lvl w:ilvl="4" w:tplc="04090003" w:tentative="1">
+      <w:start w:val="1"/>
+      <w:numFmt w:val="bullet"/>
+      <w:lvlText w:val="o"/>
+      <w:lvlJc w:val="left"/>
+      <w:pPr>
+        <w:ind w:left="3600" w:hanging="360"/>
+      </w:pPr>
+      <w:rPr>
+        <w:rFonts w:ascii="Courier New" w:hAnsi="Courier New" w:cs="Courier New" w:hint="default"/>
+      </w:rPr>
+    </w:lvl>
+    <w:lvl w:ilvl="5" w:tplc="04090005" w:tentative="1">
+      <w:start w:val="1"/>
+      <w:numFmt w:val="bullet"/>
+      <w:lvlText w:val=""/>
+      <w:lvlJc w:val="left"/>
+      <w:pPr>
+        <w:ind w:left="4320" w:hanging="360"/>
+      </w:pPr>
+      <w:rPr>
+        <w:rFonts w:ascii="Wingdings" w:hAnsi="Wingdings" w:hint="default"/>
+      </w:rPr>
+    </w:lvl>
+    <w:lvl w:ilvl="6" w:tplc="04090001" w:tentative="1">
+      <w:start w:val="1"/>
+      <w:numFmt w:val="bullet"/>
+      <w:lvlText w:val=""/>
+      <w:lvlJc w:val="left"/>
+      <w:pPr>
+        <w:ind w:left="5040" w:hanging="360"/>
+      </w:pPr>
+      <w:rPr>
+        <w:rFonts w:ascii="Symbol" w:hAnsi="Symbol" w:hint="default"/>
+      </w:rPr>
+    </w:lvl>
+    <w:lvl w:ilvl="7" w:tplc="04090003" w:tentative="1">
+      <w:start w:val="1"/>
+      <w:numFmt w:val="bullet"/>
+      <w:lvlText w:val="o"/>
+      <w:lvlJc w:val="left"/>
+      <w:pPr>
+        <w:ind w:left="5760" w:hanging="360"/>
+      </w:pPr>
+      <w:rPr>
+        <w:rFonts w:ascii="Courier New" w:hAnsi="Courier New" w:cs="Courier New" w:hint="default"/>
+      </w:rPr>
+    </w:lvl>
+    <w:lvl w:ilvl="8" w:tplc="04090005" w:tentative="1">
+      <w:start w:val="1"/>
+      <w:numFmt w:val="bullet"/>
+      <w:lvlText w:val=""/>
+      <w:lvlJc w:val="left"/>
+      <w:pPr>
+        <w:ind w:left="6480" w:hanging="360"/>
+      </w:pPr>
+      <w:rPr>
+        <w:rFonts w:ascii="Wingdings" w:hAnsi="Wingdings" w:hint="default"/>
+      </w:rPr>
+    </w:lvl>
+  </w:abstractNum>
+  <w:num w:numId="1" w16cid:durableId="793331980">
+    <w:abstractNumId w:val="1"/>
+  </w:num>
+  <w:num w:numId="2" w16cid:durableId="2030371752">
+    <w:abstractNumId w:val="0"/>
+  </w:num>
+</w:numbering>
+</file>
+
 <file path=word/styles.xml><?xml version="1.0" encoding="utf-8"?>
 <w:styles xmlns:mc="http://schemas.openxmlformats.org/markup-compatibility/2006" xmlns:r="http://schemas.openxmlformats.org/officeDocument/2006/relationships" xmlns:w="http://schemas.openxmlformats.org/wordprocessingml/2006/main" xmlns:w14="http://schemas.microsoft.com/office/word/2010/wordml" xmlns:w15="http://schemas.microsoft.com/office/word/2012/wordml" xmlns:w16cex="http://schemas.microsoft.com/office/word/2018/wordml/cex" xmlns:w16cid="http://schemas.microsoft.com/office/word/2016/wordml/cid" xmlns:w16="http://schemas.microsoft.com/office/word/2018/wordml" xmlns:w16du="http://schemas.microsoft.com/office/word/2023/wordml/word16du" xmlns:w16sdtdh="http://schemas.microsoft.com/office/word/2020/wordml/sdtdatahash" xmlns:w16sdtfl="http://schemas.microsoft.com/office/word/2024/wordml/sdtformatlock" xmlns:w16se="http://schemas.microsoft.com/office/word/2015/wordml/symex" mc:Ignorable="w14 w15 w16se w16cid w16 w16cex w16sdtdh w16sdtfl w16du">
   <w:docDefaults>
@@ -1349,7 +3859,7 @@
         <w:rFonts w:asciiTheme="minorHAnsi" w:eastAsiaTheme="minorEastAsia" w:hAnsiTheme="minorHAnsi" w:cstheme="minorBidi"/>
         <w:sz w:val="22"/>
         <w:szCs w:val="22"/>
-        <w:lang w:eastAsia="en-US" w:bidi="he-IL"/>
+        <w:lang w:val="en-IL" w:eastAsia="en-US" w:bidi="he-IL"/>
       </w:rPr>
     </w:rPrDefault>
     <w:pPrDefault>
@@ -2638,6 +5148,124 @@
       <w:szCs w:val="20"/>
     </w:rPr>
   </w:style>
+  <w:style w:type="paragraph" w:styleId="ListNumber">
+    <w:name w:val="List Number"/>
+    <w:basedOn w:val="Normal"/>
+    <w:uiPriority w:val="99"/>
+    <w:unhideWhenUsed/>
+    <w:rsid w:val="00A73330"/>
+    <w:pPr>
+      <w:numPr>
+        <w:numId w:val="2"/>
+      </w:numPr>
+      <w:contextualSpacing/>
+    </w:pPr>
+  </w:style>
+  <w:style w:type="table" w:styleId="GridTable4-Accent1">
+    <w:name w:val="Grid Table 4 Accent 1"/>
+    <w:basedOn w:val="TableNormal"/>
+    <w:uiPriority w:val="49"/>
+    <w:rsid w:val="00A73330"/>
+    <w:pPr>
+      <w:spacing w:after="0" w:line="240" w:lineRule="auto"/>
+    </w:pPr>
+    <w:tblPr>
+      <w:tblStyleRowBandSize w:val="1"/>
+      <w:tblStyleColBandSize w:val="1"/>
+      <w:tblBorders>
+        <w:top w:val="single" w:sz="4" w:space="0" w:color="45B0E1" w:themeColor="accent1" w:themeTint="99"/>
+        <w:left w:val="single" w:sz="4" w:space="0" w:color="45B0E1" w:themeColor="accent1" w:themeTint="99"/>
+        <w:bottom w:val="single" w:sz="4" w:space="0" w:color="45B0E1" w:themeColor="accent1" w:themeTint="99"/>
+        <w:right w:val="single" w:sz="4" w:space="0" w:color="45B0E1" w:themeColor="accent1" w:themeTint="99"/>
+        <w:insideH w:val="single" w:sz="4" w:space="0" w:color="45B0E1" w:themeColor="accent1" w:themeTint="99"/>
+        <w:insideV w:val="single" w:sz="4" w:space="0" w:color="45B0E1" w:themeColor="accent1" w:themeTint="99"/>
+      </w:tblBorders>
+    </w:tblPr>
+    <w:tblStylePr w:type="firstRow">
+      <w:rPr>
+        <w:b/>
+        <w:bCs/>
+        <w:color w:val="FFFFFF" w:themeColor="background1"/>
+      </w:rPr>
+      <w:tblPr/>
+      <w:tcPr>
+        <w:tcBorders>
+          <w:top w:val="single" w:sz="4" w:space="0" w:color="156082" w:themeColor="accent1"/>
+          <w:left w:val="single" w:sz="4" w:space="0" w:color="156082" w:themeColor="accent1"/>
+          <w:bottom w:val="single" w:sz="4" w:space="0" w:color="156082" w:themeColor="accent1"/>
+          <w:right w:val="single" w:sz="4" w:space="0" w:color="156082" w:themeColor="accent1"/>
+          <w:insideH w:val="nil"/>
+          <w:insideV w:val="nil"/>
+        </w:tcBorders>
+        <w:shd w:val="clear" w:color="auto" w:fill="156082" w:themeFill="accent1"/>
+      </w:tcPr>
+    </w:tblStylePr>
+    <w:tblStylePr w:type="lastRow">
+      <w:rPr>
+        <w:b/>
+        <w:bCs/>
+      </w:rPr>
+      <w:tblPr/>
+      <w:tcPr>
+        <w:tcBorders>
+          <w:top w:val="double" w:sz="4" w:space="0" w:color="156082" w:themeColor="accent1"/>
+        </w:tcBorders>
+      </w:tcPr>
+    </w:tblStylePr>
+    <w:tblStylePr w:type="firstCol">
+      <w:rPr>
+        <w:b/>
+        <w:bCs/>
+      </w:rPr>
+    </w:tblStylePr>
+    <w:tblStylePr w:type="lastCol">
+      <w:rPr>
+        <w:b/>
+        <w:bCs/>
+      </w:rPr>
+    </w:tblStylePr>
+    <w:tblStylePr w:type="band1Vert">
+      <w:tblPr/>
+      <w:tcPr>
+        <w:shd w:val="clear" w:color="auto" w:fill="C1E4F5" w:themeFill="accent1" w:themeFillTint="33"/>
+      </w:tcPr>
+    </w:tblStylePr>
+    <w:tblStylePr w:type="band1Horz">
+      <w:tblPr/>
+      <w:tcPr>
+        <w:shd w:val="clear" w:color="auto" w:fill="C1E4F5" w:themeFill="accent1" w:themeFillTint="33"/>
+      </w:tcPr>
+    </w:tblStylePr>
+  </w:style>
+  <w:style w:type="character" w:customStyle="1" w:styleId="apple-converted-space">
+    <w:name w:val="apple-converted-space"/>
+    <w:basedOn w:val="DefaultParagraphFont"/>
+    <w:rsid w:val="0057673A"/>
+  </w:style>
+  <w:style w:type="character" w:styleId="Hyperlink">
+    <w:name w:val="Hyperlink"/>
+    <w:basedOn w:val="DefaultParagraphFont"/>
+    <w:uiPriority w:val="99"/>
+    <w:semiHidden/>
+    <w:unhideWhenUsed/>
+    <w:rsid w:val="0057673A"/>
+    <w:rPr>
+      <w:color w:val="0000FF"/>
+      <w:u w:val="single"/>
+    </w:rPr>
+  </w:style>
+  <w:style w:type="character" w:styleId="FollowedHyperlink">
+    <w:name w:val="FollowedHyperlink"/>
+    <w:basedOn w:val="DefaultParagraphFont"/>
+    <w:uiPriority w:val="99"/>
+    <w:semiHidden/>
+    <w:unhideWhenUsed/>
+    <w:rsid w:val="0057673A"/>
+    <w:rPr>
+      <w:color w:val="96607D" w:themeColor="followedHyperlink"/>
+      <w:u w:val="single"/>
+    </w:rPr>
+  </w:style>
 </w:styles>
 </file>
 

--- a/work_plan/work_plan.docx
+++ b/work_plan/work_plan.docx
@@ -3519,23 +3519,104 @@
         </w:rPr>
       </w:pPr>
       <w:bookmarkStart w:id="8" w:name="_Hlk231213000"/>
+    </w:p>
+    <w:p>
+      <w:pPr>
+        <w:pStyle w:val="NoSpacing"/>
+        <w:rPr>
+          <w:rStyle w:val="IntenseReference"/>
+          <w:lang w:val="en-US"/>
+        </w:rPr>
+      </w:pPr>
+    </w:p>
+    <w:p>
+      <w:pPr>
+        <w:pStyle w:val="NoSpacing"/>
+        <w:rPr>
+          <w:rStyle w:val="IntenseReference"/>
+          <w:lang w:val="en-US"/>
+        </w:rPr>
+      </w:pPr>
       <w:r>
         <w:rPr>
           <w:rStyle w:val="IntenseReference"/>
           <w:lang w:val="en-US"/>
         </w:rPr>
-        <w:lastRenderedPageBreak/>
         <w:t>GANTT:</w:t>
       </w:r>
       <w:bookmarkEnd w:id="8"/>
     </w:p>
+    <w:p>
+      <w:pPr>
+        <w:pStyle w:val="NoSpacing"/>
+        <w:rPr>
+          <w:rStyle w:val="IntenseReference"/>
+          <w:lang w:val="en-US"/>
+        </w:rPr>
+      </w:pPr>
+      <w:r>
+        <w:rPr>
+          <w:rStyle w:val="IntenseReference"/>
+          <w:lang w:val="en-US"/>
+        </w:rPr>
+        <w:drawing>
+          <wp:anchor distT="0" distB="0" distL="114300" distR="114300" simplePos="0" relativeHeight="251658240" behindDoc="0" locked="0" layoutInCell="1" allowOverlap="1" wp14:anchorId="4C171904" wp14:editId="5A8819F0">
+            <wp:simplePos x="0" y="0"/>
+            <wp:positionH relativeFrom="margin">
+              <wp:align>left</wp:align>
+            </wp:positionH>
+            <wp:positionV relativeFrom="paragraph">
+              <wp:posOffset>195500</wp:posOffset>
+            </wp:positionV>
+            <wp:extent cx="5731510" cy="3102610"/>
+            <wp:effectExtent l="0" t="0" r="2540" b="2540"/>
+            <wp:wrapSquare wrapText="bothSides"/>
+            <wp:docPr id="100930913" name="Picture 1"/>
+            <wp:cNvGraphicFramePr>
+              <a:graphicFrameLocks xmlns:a="http://schemas.openxmlformats.org/drawingml/2006/main" noChangeAspect="1"/>
+            </wp:cNvGraphicFramePr>
+            <a:graphic xmlns:a="http://schemas.openxmlformats.org/drawingml/2006/main">
+              <a:graphicData uri="http://schemas.openxmlformats.org/drawingml/2006/picture">
+                <pic:pic xmlns:pic="http://schemas.openxmlformats.org/drawingml/2006/picture">
+                  <pic:nvPicPr>
+                    <pic:cNvPr id="100930913" name=""/>
+                    <pic:cNvPicPr/>
+                  </pic:nvPicPr>
+                  <pic:blipFill>
+                    <a:blip r:embed="rId8" cstate="print">
+                      <a:extLst>
+                        <a:ext uri="{28A0092B-C50C-407E-A947-70E740481C1C}">
+                          <a14:useLocalDpi xmlns:a14="http://schemas.microsoft.com/office/drawing/2010/main" val="0"/>
+                        </a:ext>
+                      </a:extLst>
+                    </a:blip>
+                    <a:stretch>
+                      <a:fillRect/>
+                    </a:stretch>
+                  </pic:blipFill>
+                  <pic:spPr>
+                    <a:xfrm>
+                      <a:off x="0" y="0"/>
+                      <a:ext cx="5731510" cy="3102610"/>
+                    </a:xfrm>
+                    <a:prstGeom prst="rect">
+                      <a:avLst/>
+                    </a:prstGeom>
+                  </pic:spPr>
+                </pic:pic>
+              </a:graphicData>
+            </a:graphic>
+          </wp:anchor>
+        </w:drawing>
+      </w:r>
+    </w:p>
     <w:sectPr>
-      <w:headerReference w:type="even" r:id="rId8"/>
-      <w:headerReference w:type="default" r:id="rId9"/>
-      <w:footerReference w:type="even" r:id="rId10"/>
-      <w:footerReference w:type="default" r:id="rId11"/>
-      <w:headerReference w:type="first" r:id="rId12"/>
-      <w:footerReference w:type="first" r:id="rId13"/>
+      <w:headerReference w:type="even" r:id="rId9"/>
+      <w:headerReference w:type="default" r:id="rId10"/>
+      <w:footerReference w:type="even" r:id="rId11"/>
+      <w:footerReference w:type="default" r:id="rId12"/>
+      <w:headerReference w:type="first" r:id="rId13"/>
+      <w:footerReference w:type="first" r:id="rId14"/>
       <w:pgSz w:w="11906" w:h="16838"/>
       <w:pgMar w:top="1440" w:right="1440" w:bottom="1440" w:left="1440" w:header="708" w:footer="708" w:gutter="0"/>
       <w:cols w:space="708"/>

--- a/work_plan/work_plan.docx
+++ b/work_plan/work_plan.docx
@@ -3537,6 +3537,15 @@
           <w:lang w:val="en-US"/>
         </w:rPr>
       </w:pPr>
+    </w:p>
+    <w:p>
+      <w:pPr>
+        <w:pStyle w:val="NoSpacing"/>
+        <w:rPr>
+          <w:rStyle w:val="IntenseReference"/>
+          <w:lang w:val="en-US"/>
+        </w:rPr>
+      </w:pPr>
       <w:r>
         <w:rPr>
           <w:rStyle w:val="IntenseReference"/>
@@ -3557,19 +3566,20 @@
       <w:r>
         <w:rPr>
           <w:rStyle w:val="IntenseReference"/>
+          <w:noProof/>
           <w:lang w:val="en-US"/>
         </w:rPr>
         <w:drawing>
-          <wp:anchor distT="0" distB="0" distL="114300" distR="114300" simplePos="0" relativeHeight="251658240" behindDoc="0" locked="0" layoutInCell="1" allowOverlap="1" wp14:anchorId="4C171904" wp14:editId="5A8819F0">
+          <wp:anchor distT="0" distB="0" distL="114300" distR="114300" simplePos="0" relativeHeight="251658240" behindDoc="0" locked="0" layoutInCell="1" allowOverlap="1" wp14:anchorId="4C171904" wp14:editId="03FF78E2">
             <wp:simplePos x="0" y="0"/>
             <wp:positionH relativeFrom="margin">
-              <wp:align>left</wp:align>
+              <wp:posOffset>-873125</wp:posOffset>
             </wp:positionH>
             <wp:positionV relativeFrom="paragraph">
-              <wp:posOffset>195500</wp:posOffset>
+              <wp:posOffset>196215</wp:posOffset>
             </wp:positionV>
-            <wp:extent cx="5731510" cy="3102610"/>
-            <wp:effectExtent l="0" t="0" r="2540" b="2540"/>
+            <wp:extent cx="7454265" cy="4035425"/>
+            <wp:effectExtent l="0" t="0" r="635" b="3175"/>
             <wp:wrapSquare wrapText="bothSides"/>
             <wp:docPr id="100930913" name="Picture 1"/>
             <wp:cNvGraphicFramePr>
@@ -3597,7 +3607,7 @@
                   <pic:spPr>
                     <a:xfrm>
                       <a:off x="0" y="0"/>
-                      <a:ext cx="5731510" cy="3102610"/>
+                      <a:ext cx="7454265" cy="4035425"/>
                     </a:xfrm>
                     <a:prstGeom prst="rect">
                       <a:avLst/>
@@ -3606,6 +3616,12 @@
                 </pic:pic>
               </a:graphicData>
             </a:graphic>
+            <wp14:sizeRelH relativeFrom="margin">
+              <wp14:pctWidth>0</wp14:pctWidth>
+            </wp14:sizeRelH>
+            <wp14:sizeRelV relativeFrom="margin">
+              <wp14:pctHeight>0</wp14:pctHeight>
+            </wp14:sizeRelV>
           </wp:anchor>
         </w:drawing>
       </w:r>
